--- a/SAP_v1.8.docx
+++ b/SAP_v1.8.docx
@@ -194,7 +194,59 @@
           <w:szCs w:val="28"/>
           <w:lang w:val="de-DE"/>
         </w:rPr>
-        <w:t>Smartes Altern im kommunalen Kontext:</w:t>
+        <w:t>Smartes Altern im kommunalen Kontext</w:t>
+      </w:r>
+    </w:p>
+    <w:p>
+      <w:pPr>
+        <w:spacing w:before="240"/>
+        <w:ind w:left="284" w:right="247"/>
+        <w:jc w:val="center"/>
+        <w:rPr>
+          <w:rFonts w:ascii="Arial" w:eastAsia="Times New Roman" w:hAnsi="Arial" w:cs="Arial"/>
+          <w:b/>
+          <w:bCs/>
+          <w:spacing w:val="-1"/>
+          <w:sz w:val="32"/>
+          <w:szCs w:val="28"/>
+        </w:rPr>
+      </w:pPr>
+      <w:r>
+        <w:rPr>
+          <w:rFonts w:ascii="Arial" w:eastAsia="Times New Roman" w:hAnsi="Arial" w:cs="Arial"/>
+          <w:b/>
+          <w:bCs/>
+          <w:spacing w:val="-1"/>
+          <w:sz w:val="32"/>
+          <w:szCs w:val="28"/>
+        </w:rPr>
+        <w:t>Ambient Weather and Walking Time in Older Adults:</w:t>
+      </w:r>
+    </w:p>
+    <w:p>
+      <w:pPr>
+        <w:spacing w:before="240"/>
+        <w:ind w:left="284" w:right="247"/>
+        <w:jc w:val="center"/>
+        <w:rPr>
+          <w:rFonts w:ascii="Arial" w:eastAsia="Times New Roman" w:hAnsi="Arial" w:cs="Arial"/>
+          <w:b/>
+          <w:bCs/>
+          <w:spacing w:val="-1"/>
+          <w:sz w:val="32"/>
+          <w:szCs w:val="28"/>
+        </w:rPr>
+      </w:pPr>
+      <w:r>
+        <w:rPr>
+          <w:rFonts w:ascii="Arial" w:eastAsia="Times New Roman" w:hAnsi="Arial" w:cs="Arial"/>
+          <w:b/>
+          <w:bCs/>
+          <w:spacing w:val="-1"/>
+          <w:sz w:val="32"/>
+          <w:szCs w:val="28"/>
+        </w:rPr>
+        <w:t>Effects of Temporal Aggregation and</w:t>
       </w:r>
     </w:p>
     <w:p>
@@ -220,29 +272,7 @@
           <w:sz w:val="32"/>
           <w:szCs w:val="28"/>
         </w:rPr>
-        <w:t>Modeling Zero</w:t>
-      </w:r>
-      <w:r>
-        <w:rPr>
-          <w:rFonts w:ascii="Arial" w:eastAsia="Times New Roman" w:hAnsi="Arial" w:cs="Arial"/>
-          <w:b/>
-          <w:bCs/>
-          <w:spacing w:val="-1"/>
-          <w:sz w:val="32"/>
-          <w:szCs w:val="28"/>
-        </w:rPr>
-        <w:t>-</w:t>
-      </w:r>
-      <w:r>
-        <w:rPr>
-          <w:rFonts w:ascii="Arial" w:eastAsia="Times New Roman" w:hAnsi="Arial" w:cs="Arial"/>
-          <w:b/>
-          <w:bCs/>
-          <w:spacing w:val="-1"/>
-          <w:sz w:val="32"/>
-          <w:szCs w:val="28"/>
-        </w:rPr>
-        <w:t>inflated Digital Mobility Outcomes from Accelerometer Data: A Hierarchical Framework Integrating Machine Learning and Two-Part Models</w:t>
+        <w:t>Within-Person Decomposition</w:t>
       </w:r>
     </w:p>
     <w:p>
@@ -2884,23 +2914,13 @@
                 <w:szCs w:val="22"/>
               </w:rPr>
             </w:pPr>
-            <w:proofErr w:type="spellStart"/>
             <w:r>
               <w:rPr>
                 <w:rFonts w:ascii="Arial" w:hAnsi="Arial" w:cs="Arial"/>
                 <w:sz w:val="22"/>
                 <w:szCs w:val="22"/>
               </w:rPr>
-              <w:t>Modeling</w:t>
-            </w:r>
-            <w:proofErr w:type="spellEnd"/>
-            <w:r>
-              <w:rPr>
-                <w:rFonts w:ascii="Arial" w:hAnsi="Arial" w:cs="Arial"/>
-                <w:sz w:val="22"/>
-                <w:szCs w:val="22"/>
-              </w:rPr>
-              <w:t xml:space="preserve"> Zero</w:t>
+              <w:t>Modeling Zero</w:t>
             </w:r>
             <w:r>
               <w:rPr>
@@ -4230,29 +4250,7 @@
                 <w:szCs w:val="22"/>
                 <w:lang w:val="en-GB"/>
               </w:rPr>
-              <w:t xml:space="preserve">H3 deleted, counterfactual on observed </w:t>
-            </w:r>
-            <w:proofErr w:type="spellStart"/>
-            <w:r>
-              <w:rPr>
-                <w:rFonts w:cs="Arial"/>
-                <w:color w:val="7030A0"/>
-                <w:sz w:val="22"/>
-                <w:szCs w:val="22"/>
-                <w:lang w:val="en-GB"/>
-              </w:rPr>
-              <w:t>perzentiles</w:t>
-            </w:r>
-            <w:proofErr w:type="spellEnd"/>
-            <w:r>
-              <w:rPr>
-                <w:rFonts w:cs="Arial"/>
-                <w:color w:val="7030A0"/>
-                <w:sz w:val="22"/>
-                <w:szCs w:val="22"/>
-                <w:lang w:val="en-GB"/>
-              </w:rPr>
-              <w:t xml:space="preserve"> introduced, robustness checks</w:t>
+              <w:t>H3 deleted, counterfactual on observed perzentiles introduced, robustness checks</w:t>
             </w:r>
           </w:p>
         </w:tc>
@@ -4474,29 +4472,7 @@
                 <w:szCs w:val="22"/>
                 <w:lang w:val="en-GB"/>
               </w:rPr>
-              <w:t xml:space="preserve">Between terms from smooths to linear back again (original </w:t>
-            </w:r>
-            <w:proofErr w:type="spellStart"/>
-            <w:r>
-              <w:rPr>
-                <w:rFonts w:cs="Arial"/>
-                <w:color w:val="7030A0"/>
-                <w:sz w:val="22"/>
-                <w:szCs w:val="22"/>
-                <w:lang w:val="en-GB"/>
-              </w:rPr>
-              <w:t>Mundlak</w:t>
-            </w:r>
-            <w:proofErr w:type="spellEnd"/>
-            <w:r>
-              <w:rPr>
-                <w:rFonts w:cs="Arial"/>
-                <w:color w:val="7030A0"/>
-                <w:sz w:val="22"/>
-                <w:szCs w:val="22"/>
-                <w:lang w:val="en-GB"/>
-              </w:rPr>
-              <w:t xml:space="preserve"> idea), statistical power on person level, GP Boost tuning </w:t>
+              <w:t xml:space="preserve">Between terms from smooths to linear back again (original Mundlak idea), statistical power on person level, GP Boost tuning </w:t>
             </w:r>
           </w:p>
         </w:tc>
@@ -5316,50 +5292,32 @@
           <w:sz w:val="24"/>
           <w:szCs w:val="24"/>
         </w:rPr>
+        <w:t xml:space="preserve"> Römer</w:t>
+      </w:r>
+      <w:r>
+        <w:rPr>
+          <w:rFonts w:ascii="Arial" w:hAnsi="Arial" w:cs="Arial"/>
+          <w:sz w:val="24"/>
+          <w:szCs w:val="24"/>
+        </w:rPr>
+        <w:t xml:space="preserve">s </w:t>
+      </w:r>
+      <w:r>
+        <w:rPr>
+          <w:rFonts w:ascii="Arial" w:hAnsi="Arial" w:cs="Arial"/>
+          <w:sz w:val="24"/>
+          <w:szCs w:val="24"/>
+        </w:rPr>
+        <w:t>(2025)</w:t>
+      </w:r>
+      <w:r>
+        <w:rPr>
+          <w:rFonts w:ascii="Arial" w:hAnsi="Arial" w:cs="Arial"/>
+          <w:sz w:val="24"/>
+          <w:szCs w:val="24"/>
+        </w:rPr>
         <w:t xml:space="preserve"> </w:t>
       </w:r>
-      <w:proofErr w:type="spellStart"/>
-      <w:r>
-        <w:rPr>
-          <w:rFonts w:ascii="Arial" w:hAnsi="Arial" w:cs="Arial"/>
-          <w:sz w:val="24"/>
-          <w:szCs w:val="24"/>
-        </w:rPr>
-        <w:t>Römer</w:t>
-      </w:r>
-      <w:r>
-        <w:rPr>
-          <w:rFonts w:ascii="Arial" w:hAnsi="Arial" w:cs="Arial"/>
-          <w:sz w:val="24"/>
-          <w:szCs w:val="24"/>
-        </w:rPr>
-        <w:t>s</w:t>
-      </w:r>
-      <w:proofErr w:type="spellEnd"/>
-      <w:r>
-        <w:rPr>
-          <w:rFonts w:ascii="Arial" w:hAnsi="Arial" w:cs="Arial"/>
-          <w:sz w:val="24"/>
-          <w:szCs w:val="24"/>
-        </w:rPr>
-        <w:t xml:space="preserve"> </w:t>
-      </w:r>
-      <w:r>
-        <w:rPr>
-          <w:rFonts w:ascii="Arial" w:hAnsi="Arial" w:cs="Arial"/>
-          <w:sz w:val="24"/>
-          <w:szCs w:val="24"/>
-        </w:rPr>
-        <w:t>(2025)</w:t>
-      </w:r>
-      <w:r>
-        <w:rPr>
-          <w:rFonts w:ascii="Arial" w:hAnsi="Arial" w:cs="Arial"/>
-          <w:sz w:val="24"/>
-          <w:szCs w:val="24"/>
-        </w:rPr>
-        <w:t xml:space="preserve"> </w:t>
-      </w:r>
       <w:r>
         <w:rPr>
           <w:rFonts w:ascii="Arial" w:hAnsi="Arial" w:cs="Arial"/>
@@ -5414,51 +5372,15 @@
           <w:sz w:val="24"/>
           <w:szCs w:val="24"/>
         </w:rPr>
-        <w:t xml:space="preserve"> separate the stable between-person differences in seasonal exposure and routine activity via </w:t>
-      </w:r>
-      <w:proofErr w:type="spellStart"/>
-      <w:r>
-        <w:rPr>
-          <w:rFonts w:ascii="Arial" w:hAnsi="Arial" w:cs="Arial"/>
-          <w:sz w:val="24"/>
-          <w:szCs w:val="24"/>
-        </w:rPr>
-        <w:t>Mundlak</w:t>
-      </w:r>
-      <w:proofErr w:type="spellEnd"/>
-      <w:r>
-        <w:rPr>
-          <w:rFonts w:ascii="Arial" w:hAnsi="Arial" w:cs="Arial"/>
-          <w:sz w:val="24"/>
-          <w:szCs w:val="24"/>
-        </w:rPr>
-        <w:t xml:space="preserve"> decomposition </w:t>
-      </w:r>
-      <w:r>
-        <w:rPr>
-          <w:rFonts w:ascii="Arial" w:hAnsi="Arial" w:cs="Arial"/>
-          <w:sz w:val="24"/>
-          <w:szCs w:val="24"/>
-        </w:rPr>
-        <w:t>(</w:t>
-      </w:r>
-      <w:proofErr w:type="spellStart"/>
-      <w:r>
-        <w:rPr>
-          <w:rFonts w:ascii="Arial" w:hAnsi="Arial" w:cs="Arial"/>
-          <w:sz w:val="24"/>
-          <w:szCs w:val="24"/>
-        </w:rPr>
-        <w:t>Mundlak</w:t>
-      </w:r>
-      <w:proofErr w:type="spellEnd"/>
-      <w:r>
-        <w:rPr>
-          <w:rFonts w:ascii="Arial" w:hAnsi="Arial" w:cs="Arial"/>
-          <w:sz w:val="24"/>
-          <w:szCs w:val="24"/>
-        </w:rPr>
-        <w:t>, 1978; Curran &amp; Bauer, 2011).</w:t>
+        <w:t xml:space="preserve"> separate the stable between-person differences in seasonal exposure and routine activity via Mundlak decomposition </w:t>
+      </w:r>
+      <w:r>
+        <w:rPr>
+          <w:rFonts w:ascii="Arial" w:hAnsi="Arial" w:cs="Arial"/>
+          <w:sz w:val="24"/>
+          <w:szCs w:val="24"/>
+        </w:rPr>
+        <w:t>(Mundlak, 1978; Curran &amp; Bauer, 2011).</w:t>
       </w:r>
       <w:r>
         <w:rPr>
@@ -5618,43 +5540,132 @@
           <w:rFonts w:cs="Arial"/>
           <w:sz w:val="24"/>
         </w:rPr>
-        <w:t>a two-part hurdle GAMM, and a tree-based model with person-level random effects (</w:t>
-      </w:r>
-      <w:proofErr w:type="spellStart"/>
+        <w:t>a two-part hurdle GAMM, and a tree-based model with person-level random effects (GPBoost</w:t>
+      </w:r>
       <w:r>
         <w:rPr>
           <w:rFonts w:cs="Arial"/>
           <w:sz w:val="24"/>
         </w:rPr>
-        <w:t>GPBoost</w:t>
-      </w:r>
-      <w:proofErr w:type="spellEnd"/>
+        <w:t>) (</w:t>
+      </w:r>
       <w:r>
         <w:rPr>
           <w:rFonts w:cs="Arial"/>
           <w:sz w:val="24"/>
         </w:rPr>
-        <w:t>) (</w:t>
+        <w:t>Sigrist</w:t>
       </w:r>
       <w:r>
         <w:rPr>
           <w:rFonts w:cs="Arial"/>
           <w:sz w:val="24"/>
         </w:rPr>
-        <w:t>Sigrist</w:t>
+        <w:t>,</w:t>
       </w:r>
       <w:r>
         <w:rPr>
           <w:rFonts w:cs="Arial"/>
           <w:sz w:val="24"/>
         </w:rPr>
-        <w:t>,</w:t>
+        <w:t xml:space="preserve"> </w:t>
       </w:r>
       <w:r>
         <w:rPr>
           <w:rFonts w:cs="Arial"/>
           <w:sz w:val="24"/>
         </w:rPr>
+        <w:t xml:space="preserve">2022) to assess whether </w:t>
+      </w:r>
+      <w:r>
+        <w:rPr>
+          <w:rFonts w:cs="Arial"/>
+          <w:sz w:val="24"/>
+        </w:rPr>
+        <w:t>the conclusions from the primary model are artifacts of the distributional assumptions or functional form restrictions, respectively.</w:t>
+      </w:r>
+      <w:r>
+        <w:rPr>
+          <w:rFonts w:cs="Arial"/>
+          <w:sz w:val="24"/>
+        </w:rPr>
+        <w:t xml:space="preserve"> As part of the robustness check, we c</w:t>
+      </w:r>
+      <w:r>
+        <w:rPr>
+          <w:rFonts w:cs="Arial"/>
+          <w:sz w:val="24"/>
+        </w:rPr>
+        <w:t xml:space="preserve">haracterize the </w:t>
+      </w:r>
+      <w:r>
+        <w:rPr>
+          <w:rFonts w:cs="Arial"/>
+          <w:sz w:val="24"/>
+        </w:rPr>
+        <w:t xml:space="preserve">functional </w:t>
+      </w:r>
+      <w:r>
+        <w:rPr>
+          <w:rFonts w:cs="Arial"/>
+          <w:sz w:val="24"/>
+        </w:rPr>
+        <w:t>shape of weather</w:t>
+      </w:r>
+      <w:r>
+        <w:rPr>
+          <w:rFonts w:cs="Arial"/>
+          <w:sz w:val="24"/>
+        </w:rPr>
+        <w:t>-</w:t>
+      </w:r>
+      <w:r>
+        <w:rPr>
+          <w:rFonts w:cs="Arial"/>
+          <w:sz w:val="24"/>
+        </w:rPr>
+        <w:t>walking relationships using accumulated local effects (ALE) and SHAP</w:t>
+      </w:r>
+      <w:r>
+        <w:rPr>
+          <w:rFonts w:cs="Arial"/>
+          <w:sz w:val="24"/>
+        </w:rPr>
+        <w:t xml:space="preserve"> (Apley &amp; Z</w:t>
+      </w:r>
+      <w:r>
+        <w:rPr>
+          <w:rFonts w:cs="Arial"/>
+          <w:sz w:val="24"/>
+        </w:rPr>
+        <w:t>h</w:t>
+      </w:r>
+      <w:r>
+        <w:rPr>
+          <w:rFonts w:cs="Arial"/>
+          <w:sz w:val="24"/>
+        </w:rPr>
+        <w:t>u, 2020; Lundberg &amp; Lee, 2017)</w:t>
+      </w:r>
+      <w:r>
+        <w:rPr>
+          <w:rFonts w:cs="Arial"/>
+          <w:sz w:val="24"/>
+        </w:rPr>
+        <w:t xml:space="preserve">, </w:t>
+      </w:r>
+      <w:r>
+        <w:rPr>
+          <w:rFonts w:cs="Arial"/>
+          <w:sz w:val="24"/>
+        </w:rPr>
+        <w:t>providing context for interpreting</w:t>
+      </w:r>
+      <w:r>
+        <w:rPr>
+          <w:rFonts w:cs="Arial"/>
+          <w:sz w:val="24"/>
+        </w:rPr>
         <w:t xml:space="preserve"> </w:t>
       </w:r>
       <w:r>
@@ -5662,192 +5673,94 @@
           <w:rFonts w:cs="Arial"/>
           <w:sz w:val="24"/>
         </w:rPr>
-        <w:t xml:space="preserve">2022) to assess whether </w:t>
+        <w:t xml:space="preserve">effect magnitudes by </w:t>
       </w:r>
       <w:r>
         <w:rPr>
           <w:rFonts w:cs="Arial"/>
           <w:sz w:val="24"/>
         </w:rPr>
-        <w:t>the conclusions from the primary model are artifacts of the distributional assumptions or functional form restrictions, respectively.</w:t>
+        <w:t>classifying responses as sustained</w:t>
       </w:r>
       <w:r>
         <w:rPr>
           <w:rFonts w:cs="Arial"/>
           <w:sz w:val="24"/>
         </w:rPr>
-        <w:t xml:space="preserve"> As part of the robustness check, we c</w:t>
+        <w:t xml:space="preserve">, or </w:t>
       </w:r>
       <w:r>
         <w:rPr>
           <w:rFonts w:cs="Arial"/>
           <w:sz w:val="24"/>
         </w:rPr>
-        <w:t xml:space="preserve">haracterize the </w:t>
+        <w:t>threshold-sensitive, following Lu et al. (2026).</w:t>
       </w:r>
       <w:r>
         <w:rPr>
           <w:rFonts w:cs="Arial"/>
           <w:sz w:val="24"/>
         </w:rPr>
-        <w:t xml:space="preserve">functional </w:t>
+        <w:t xml:space="preserve"> </w:t>
       </w:r>
       <w:r>
         <w:rPr>
           <w:rFonts w:cs="Arial"/>
           <w:sz w:val="24"/>
         </w:rPr>
-        <w:t>shape of weather</w:t>
+        <w:t>The stability of each effect across different person compositions is addressed separately by the person-cluster bootstrap</w:t>
       </w:r>
       <w:r>
         <w:rPr>
           <w:rFonts w:cs="Arial"/>
           <w:sz w:val="24"/>
         </w:rPr>
+        <w:t>.</w:t>
+      </w:r>
+    </w:p>
+    <w:p>
+      <w:pPr>
+        <w:rPr>
+          <w:rFonts w:cs="Arial"/>
+          <w:sz w:val="24"/>
+        </w:rPr>
+      </w:pPr>
+    </w:p>
+    <w:p>
+      <w:pPr>
+        <w:jc w:val="both"/>
+        <w:rPr>
+          <w:rFonts w:ascii="Arial" w:hAnsi="Arial" w:cs="Arial"/>
+          <w:sz w:val="24"/>
+          <w:szCs w:val="24"/>
+        </w:rPr>
+      </w:pPr>
+      <w:r>
+        <w:rPr>
+          <w:rFonts w:ascii="Arial" w:hAnsi="Arial" w:cs="Arial"/>
+          <w:sz w:val="24"/>
+          <w:szCs w:val="24"/>
+        </w:rPr>
+        <w:t>This analysis structure results from the heterogenous</w:t>
+      </w:r>
+      <w:r>
+        <w:rPr>
+          <w:rFonts w:ascii="Arial" w:hAnsi="Arial" w:cs="Arial"/>
+          <w:sz w:val="24"/>
+          <w:szCs w:val="24"/>
+        </w:rPr>
+        <w:t xml:space="preserve"> weather</w:t>
+      </w:r>
+      <w:r>
+        <w:rPr>
+          <w:rFonts w:ascii="Arial" w:hAnsi="Arial" w:cs="Arial"/>
+          <w:sz w:val="24"/>
+          <w:szCs w:val="24"/>
+        </w:rPr>
         <w:t>-</w:t>
       </w:r>
       <w:r>
         <w:rPr>
-          <w:rFonts w:cs="Arial"/>
-          <w:sz w:val="24"/>
-        </w:rPr>
-        <w:t>walking relationships using accumulated local effects (ALE) and SHAP</w:t>
-      </w:r>
-      <w:r>
-        <w:rPr>
-          <w:rFonts w:cs="Arial"/>
-          <w:sz w:val="24"/>
-        </w:rPr>
-        <w:t xml:space="preserve"> (Apley &amp; Z</w:t>
-      </w:r>
-      <w:r>
-        <w:rPr>
-          <w:rFonts w:cs="Arial"/>
-          <w:sz w:val="24"/>
-        </w:rPr>
-        <w:t>h</w:t>
-      </w:r>
-      <w:r>
-        <w:rPr>
-          <w:rFonts w:cs="Arial"/>
-          <w:sz w:val="24"/>
-        </w:rPr>
-        <w:t>u, 2020; Lundberg &amp; Lee, 2017)</w:t>
-      </w:r>
-      <w:r>
-        <w:rPr>
-          <w:rFonts w:cs="Arial"/>
-          <w:sz w:val="24"/>
-        </w:rPr>
-        <w:t xml:space="preserve">, </w:t>
-      </w:r>
-      <w:r>
-        <w:rPr>
-          <w:rFonts w:cs="Arial"/>
-          <w:sz w:val="24"/>
-        </w:rPr>
-        <w:t>providing context for interpreting</w:t>
-      </w:r>
-      <w:r>
-        <w:rPr>
-          <w:rFonts w:cs="Arial"/>
-          <w:sz w:val="24"/>
-        </w:rPr>
-        <w:t xml:space="preserve"> </w:t>
-      </w:r>
-      <w:r>
-        <w:rPr>
-          <w:rFonts w:cs="Arial"/>
-          <w:sz w:val="24"/>
-        </w:rPr>
-        <w:t xml:space="preserve">effect magnitudes by </w:t>
-      </w:r>
-      <w:r>
-        <w:rPr>
-          <w:rFonts w:cs="Arial"/>
-          <w:sz w:val="24"/>
-        </w:rPr>
-        <w:t>classifying responses as sustained</w:t>
-      </w:r>
-      <w:r>
-        <w:rPr>
-          <w:rFonts w:cs="Arial"/>
-          <w:sz w:val="24"/>
-        </w:rPr>
-        <w:t xml:space="preserve">, or </w:t>
-      </w:r>
-      <w:r>
-        <w:rPr>
-          <w:rFonts w:cs="Arial"/>
-          <w:sz w:val="24"/>
-        </w:rPr>
-        <w:t>threshold-sensitive, following Lu et al. (2026).</w:t>
-      </w:r>
-      <w:r>
-        <w:rPr>
-          <w:rFonts w:cs="Arial"/>
-          <w:sz w:val="24"/>
-        </w:rPr>
-        <w:t xml:space="preserve"> </w:t>
-      </w:r>
-      <w:r>
-        <w:rPr>
-          <w:rFonts w:cs="Arial"/>
-          <w:sz w:val="24"/>
-        </w:rPr>
-        <w:t>The stability of each effect across different person compositions is addressed separately by the person-cluster bootstrap</w:t>
-      </w:r>
-      <w:r>
-        <w:rPr>
-          <w:rFonts w:cs="Arial"/>
-          <w:sz w:val="24"/>
-        </w:rPr>
-        <w:t>.</w:t>
-      </w:r>
-    </w:p>
-    <w:p>
-      <w:pPr>
-        <w:rPr>
-          <w:rFonts w:cs="Arial"/>
-          <w:sz w:val="24"/>
-        </w:rPr>
-      </w:pPr>
-    </w:p>
-    <w:p>
-      <w:pPr>
-        <w:jc w:val="both"/>
-        <w:rPr>
-          <w:rFonts w:ascii="Arial" w:hAnsi="Arial" w:cs="Arial"/>
-          <w:sz w:val="24"/>
-          <w:szCs w:val="24"/>
-        </w:rPr>
-      </w:pPr>
-      <w:r>
-        <w:rPr>
-          <w:rFonts w:ascii="Arial" w:hAnsi="Arial" w:cs="Arial"/>
-          <w:sz w:val="24"/>
-          <w:szCs w:val="24"/>
-        </w:rPr>
-        <w:t>This analysis structure results from the heterogenous</w:t>
-      </w:r>
-      <w:r>
-        <w:rPr>
-          <w:rFonts w:ascii="Arial" w:hAnsi="Arial" w:cs="Arial"/>
-          <w:sz w:val="24"/>
-          <w:szCs w:val="24"/>
-        </w:rPr>
-        <w:t xml:space="preserve"> weather</w:t>
-      </w:r>
-      <w:r>
-        <w:rPr>
-          <w:rFonts w:ascii="Arial" w:hAnsi="Arial" w:cs="Arial"/>
-          <w:sz w:val="24"/>
-          <w:szCs w:val="24"/>
-        </w:rPr>
-        <w:t>-</w:t>
-      </w:r>
-      <w:r>
-        <w:rPr>
           <w:rFonts w:ascii="Arial" w:hAnsi="Arial" w:cs="Arial"/>
           <w:sz w:val="24"/>
           <w:szCs w:val="24"/>
@@ -5868,25 +5781,7 @@
           <w:sz w:val="24"/>
           <w:szCs w:val="24"/>
         </w:rPr>
-        <w:t>less than 1% at hourly resolution (</w:t>
-      </w:r>
-      <w:proofErr w:type="spellStart"/>
-      <w:r>
-        <w:rPr>
-          <w:rFonts w:ascii="Arial" w:hAnsi="Arial" w:cs="Arial"/>
-          <w:sz w:val="24"/>
-          <w:szCs w:val="24"/>
-        </w:rPr>
-        <w:t>Aspvik</w:t>
-      </w:r>
-      <w:proofErr w:type="spellEnd"/>
-      <w:r>
-        <w:rPr>
-          <w:rFonts w:ascii="Arial" w:hAnsi="Arial" w:cs="Arial"/>
-          <w:sz w:val="24"/>
-          <w:szCs w:val="24"/>
-        </w:rPr>
-        <w:t xml:space="preserve"> et al., 2018; Prins &amp; van Lenthe, 2015) to more than 10% at daily resolution (Klimek et al., 2022), and approximately zero at 10-minute resolution (Römer, 2025).</w:t>
+        <w:t>less than 1% at hourly resolution (Aspvik et al., 2018; Prins &amp; van Lenthe, 2015) to more than 10% at daily resolution (Klimek et al., 2022), and approximately zero at 10-minute resolution (Römer, 2025).</w:t>
       </w:r>
       <w:r>
         <w:rPr>
@@ -7286,19 +7181,8 @@
           <w:szCs w:val="24"/>
           <w:lang w:val="en-GB"/>
         </w:rPr>
-        <w:t xml:space="preserve">penalized mixed-effects models (GAMM, Hurdle GAMM) with the Restricted Maximum Likelihood (REML) based smooth penalization and random effect regularization shrinking the effective parameter count below its nominal value. The effective degrees of Freedom are reported alongside the results (Wood, 2017). For the non-parametric </w:t>
-      </w:r>
-      <w:proofErr w:type="spellStart"/>
-      <w:r>
-        <w:rPr>
-          <w:rFonts w:ascii="Arial" w:eastAsia="Times New Roman" w:hAnsi="Arial" w:cs="Arial"/>
-          <w:sz w:val="24"/>
-          <w:szCs w:val="24"/>
-          <w:lang w:val="en-GB"/>
-        </w:rPr>
-        <w:t>GPBoost</w:t>
-      </w:r>
-      <w:proofErr w:type="spellEnd"/>
+        <w:t>penalized mixed-effects models (GAMM, Hurdle GAMM) with the Restricted Maximum Likelihood (REML) based smooth penalization and random effect regularization shrinking the effective parameter count below its nominal value. The effective degrees of Freedom are reported alongside the results (Wood, 2017). For the non-parametric GPBoost</w:t>
+      </w:r>
       <w:r>
         <w:rPr>
           <w:rFonts w:ascii="Arial" w:eastAsia="Times New Roman" w:hAnsi="Arial" w:cs="Arial"/>
@@ -7662,23 +7546,7 @@
           <w:rFonts w:ascii="Arial" w:eastAsia="Times New Roman" w:hAnsi="Arial" w:cs="Arial"/>
           <w:i/>
         </w:rPr>
-        <w:t>(</w:t>
-      </w:r>
-      <w:proofErr w:type="spellStart"/>
-      <w:r>
-        <w:rPr>
-          <w:rFonts w:ascii="Arial" w:eastAsia="Times New Roman" w:hAnsi="Arial" w:cs="Arial"/>
-          <w:i/>
-        </w:rPr>
-        <w:t>i</w:t>
-      </w:r>
-      <w:proofErr w:type="spellEnd"/>
-      <w:r>
-        <w:rPr>
-          <w:rFonts w:ascii="Arial" w:eastAsia="Times New Roman" w:hAnsi="Arial" w:cs="Arial"/>
-          <w:i/>
-        </w:rPr>
-        <w:t xml:space="preserve">) ~ N(0, </w:t>
+        <w:t xml:space="preserve">(i) ~ N(0, </w:t>
       </w:r>
       <w:r>
         <w:rPr>
@@ -7724,27 +7592,7 @@
           <w:szCs w:val="24"/>
           <w:lang w:val="en-GB"/>
         </w:rPr>
-        <w:t xml:space="preserve">included to capture stable between-person heterogeneity beyond the </w:t>
-      </w:r>
-      <w:proofErr w:type="spellStart"/>
-      <w:r>
-        <w:rPr>
-          <w:rFonts w:ascii="Arial" w:eastAsia="Times New Roman" w:hAnsi="Arial" w:cs="Arial"/>
-          <w:sz w:val="24"/>
-          <w:szCs w:val="24"/>
-          <w:lang w:val="en-GB"/>
-        </w:rPr>
-        <w:t>modeled</w:t>
-      </w:r>
-      <w:proofErr w:type="spellEnd"/>
-      <w:r>
-        <w:rPr>
-          <w:rFonts w:ascii="Arial" w:eastAsia="Times New Roman" w:hAnsi="Arial" w:cs="Arial"/>
-          <w:sz w:val="24"/>
-          <w:szCs w:val="24"/>
-          <w:lang w:val="en-GB"/>
-        </w:rPr>
-        <w:t xml:space="preserve"> covariates, draws on the same </w:t>
+        <w:t xml:space="preserve">included to capture stable between-person heterogeneity beyond the modeled covariates, draws on the same </w:t>
       </w:r>
       <w:r>
         <w:rPr>
@@ -7864,27 +7712,7 @@
           <w:lang w:val="en-GB"/>
         </w:rPr>
         <w:lastRenderedPageBreak/>
-        <w:t xml:space="preserve">combination of </w:t>
-      </w:r>
-      <w:proofErr w:type="spellStart"/>
-      <w:r>
-        <w:rPr>
-          <w:rFonts w:ascii="Arial" w:eastAsia="Times New Roman" w:hAnsi="Arial" w:cs="Arial"/>
-          <w:sz w:val="24"/>
-          <w:szCs w:val="24"/>
-          <w:lang w:val="en-GB"/>
-        </w:rPr>
-        <w:t>Mundlak</w:t>
-      </w:r>
-      <w:proofErr w:type="spellEnd"/>
-      <w:r>
-        <w:rPr>
-          <w:rFonts w:ascii="Arial" w:eastAsia="Times New Roman" w:hAnsi="Arial" w:cs="Arial"/>
-          <w:sz w:val="24"/>
-          <w:szCs w:val="24"/>
-          <w:lang w:val="en-GB"/>
-        </w:rPr>
-        <w:t xml:space="preserve"> decomposition, GAM-smooths and Identification on the person level cannot be backed up by literature thresholds.</w:t>
+        <w:t>combination of Mundlak decomposition, GAM-smooths and Identification on the person level cannot be backed up by literature thresholds.</w:t>
       </w:r>
     </w:p>
     <w:p>
@@ -8611,25 +8439,7 @@
           <w:sz w:val="24"/>
           <w:szCs w:val="24"/>
         </w:rPr>
-        <w:t xml:space="preserve">variables from the </w:t>
-      </w:r>
-      <w:proofErr w:type="spellStart"/>
-      <w:r>
-        <w:rPr>
-          <w:rFonts w:ascii="Arial" w:hAnsi="Arial" w:cs="Arial"/>
-          <w:sz w:val="24"/>
-          <w:szCs w:val="24"/>
-        </w:rPr>
-        <w:t>RedCap</w:t>
-      </w:r>
-      <w:proofErr w:type="spellEnd"/>
-      <w:r>
-        <w:rPr>
-          <w:rFonts w:ascii="Arial" w:hAnsi="Arial" w:cs="Arial"/>
-          <w:sz w:val="24"/>
-          <w:szCs w:val="24"/>
-        </w:rPr>
-        <w:t xml:space="preserve"> Data. </w:t>
+        <w:t xml:space="preserve">variables from the RedCap Data. </w:t>
       </w:r>
       <w:r>
         <w:rPr>
@@ -8664,23 +8474,13 @@
         </w:rPr>
         <w:t xml:space="preserve">correspond to the </w:t>
       </w:r>
-      <w:proofErr w:type="spellStart"/>
-      <w:r>
-        <w:rPr>
-          <w:rFonts w:ascii="Arial" w:hAnsi="Arial" w:cs="Arial"/>
-          <w:sz w:val="24"/>
-          <w:szCs w:val="24"/>
-        </w:rPr>
-        <w:t>pre_process.R</w:t>
-      </w:r>
-      <w:proofErr w:type="spellEnd"/>
-      <w:r>
-        <w:rPr>
-          <w:rFonts w:ascii="Arial" w:hAnsi="Arial" w:cs="Arial"/>
-          <w:sz w:val="24"/>
-          <w:szCs w:val="24"/>
-        </w:rPr>
-        <w:t xml:space="preserve"> of the assessment data</w:t>
+      <w:r>
+        <w:rPr>
+          <w:rFonts w:ascii="Arial" w:hAnsi="Arial" w:cs="Arial"/>
+          <w:sz w:val="24"/>
+          <w:szCs w:val="24"/>
+        </w:rPr>
+        <w:t>pre_process.R of the assessment data</w:t>
       </w:r>
       <w:r>
         <w:rPr>
@@ -8813,19 +8613,18 @@
           <w:szCs w:val="24"/>
           <w:lang w:val="de-DE"/>
         </w:rPr>
-        <w:t>[</w:t>
-      </w:r>
-      <w:proofErr w:type="spellStart"/>
-      <w:r>
+        <w:t>[geschlecht]</w:t>
+      </w:r>
+    </w:p>
+    <w:p>
+      <w:pPr>
         <w:rPr>
           <w:rFonts w:ascii="Arial" w:hAnsi="Arial" w:cs="Arial"/>
           <w:sz w:val="24"/>
           <w:szCs w:val="24"/>
           <w:lang w:val="de-DE"/>
         </w:rPr>
-        <w:t>geschlecht</w:t>
-      </w:r>
-      <w:proofErr w:type="spellEnd"/>
+      </w:pPr>
       <w:r>
         <w:rPr>
           <w:rFonts w:ascii="Arial" w:hAnsi="Arial" w:cs="Arial"/>
@@ -8833,46 +8632,7 @@
           <w:szCs w:val="24"/>
           <w:lang w:val="de-DE"/>
         </w:rPr>
-        <w:t>]</w:t>
-      </w:r>
-    </w:p>
-    <w:p>
-      <w:pPr>
-        <w:rPr>
-          <w:rFonts w:ascii="Arial" w:hAnsi="Arial" w:cs="Arial"/>
-          <w:sz w:val="24"/>
-          <w:szCs w:val="24"/>
-          <w:lang w:val="de-DE"/>
-        </w:rPr>
-      </w:pPr>
-      <w:r>
-        <w:rPr>
-          <w:rFonts w:ascii="Arial" w:hAnsi="Arial" w:cs="Arial"/>
-          <w:sz w:val="24"/>
-          <w:szCs w:val="24"/>
-          <w:lang w:val="de-DE"/>
-        </w:rPr>
-        <w:t>[</w:t>
-      </w:r>
-      <w:proofErr w:type="spellStart"/>
-      <w:r>
-        <w:rPr>
-          <w:rFonts w:ascii="Arial" w:hAnsi="Arial" w:cs="Arial"/>
-          <w:sz w:val="24"/>
-          <w:szCs w:val="24"/>
-          <w:lang w:val="de-DE"/>
-        </w:rPr>
-        <w:t>geschlecht_other</w:t>
-      </w:r>
-      <w:proofErr w:type="spellEnd"/>
-      <w:r>
-        <w:rPr>
-          <w:rFonts w:ascii="Arial" w:hAnsi="Arial" w:cs="Arial"/>
-          <w:sz w:val="24"/>
-          <w:szCs w:val="24"/>
-          <w:lang w:val="de-DE"/>
-        </w:rPr>
-        <w:t>]</w:t>
+        <w:t>[geschlecht_other]</w:t>
       </w:r>
     </w:p>
     <w:p>
@@ -8894,10 +8654,12 @@
           <w:szCs w:val="24"/>
           <w:lang w:val="de-DE" w:eastAsia="de-DE"/>
         </w:rPr>
-        <w:t>[</w:t>
-      </w:r>
-      <w:proofErr w:type="spellStart"/>
-      <w:r>
+        <w:t>[gewicht]</w:t>
+      </w:r>
+    </w:p>
+    <w:p>
+      <w:pPr>
+        <w:widowControl/>
         <w:rPr>
           <w:rFonts w:ascii="Arial" w:eastAsia="Times New Roman" w:hAnsi="Arial" w:cs="Arial"/>
           <w:color w:val="000000"/>
@@ -8905,9 +8667,7 @@
           <w:szCs w:val="24"/>
           <w:lang w:val="de-DE" w:eastAsia="de-DE"/>
         </w:rPr>
-        <w:t>gewicht</w:t>
-      </w:r>
-      <w:proofErr w:type="spellEnd"/>
+      </w:pPr>
       <w:r>
         <w:rPr>
           <w:rFonts w:ascii="Arial" w:eastAsia="Times New Roman" w:hAnsi="Arial" w:cs="Arial"/>
@@ -8916,7 +8676,7 @@
           <w:szCs w:val="24"/>
           <w:lang w:val="de-DE" w:eastAsia="de-DE"/>
         </w:rPr>
-        <w:t>]</w:t>
+        <w:t>[groesse]</w:t>
       </w:r>
     </w:p>
     <w:p>
@@ -8938,10 +8698,12 @@
           <w:szCs w:val="24"/>
           <w:lang w:val="de-DE" w:eastAsia="de-DE"/>
         </w:rPr>
-        <w:t>[</w:t>
-      </w:r>
-      <w:proofErr w:type="spellStart"/>
-      <w:r>
+        <w:t>[stadt]*</w:t>
+      </w:r>
+    </w:p>
+    <w:p>
+      <w:pPr>
+        <w:widowControl/>
         <w:rPr>
           <w:rFonts w:ascii="Arial" w:eastAsia="Times New Roman" w:hAnsi="Arial" w:cs="Arial"/>
           <w:color w:val="000000"/>
@@ -8949,9 +8711,7 @@
           <w:szCs w:val="24"/>
           <w:lang w:val="de-DE" w:eastAsia="de-DE"/>
         </w:rPr>
-        <w:t>groesse</w:t>
-      </w:r>
-      <w:proofErr w:type="spellEnd"/>
+      </w:pPr>
       <w:r>
         <w:rPr>
           <w:rFonts w:ascii="Arial" w:eastAsia="Times New Roman" w:hAnsi="Arial" w:cs="Arial"/>
@@ -8960,7 +8720,7 @@
           <w:szCs w:val="24"/>
           <w:lang w:val="de-DE" w:eastAsia="de-DE"/>
         </w:rPr>
-        <w:t>]</w:t>
+        <w:t>[stadt_ma]</w:t>
       </w:r>
     </w:p>
     <w:p>
@@ -8982,29 +8742,29 @@
           <w:szCs w:val="24"/>
           <w:lang w:val="de-DE" w:eastAsia="de-DE"/>
         </w:rPr>
-        <w:t>[</w:t>
-      </w:r>
-      <w:proofErr w:type="spellStart"/>
-      <w:r>
+        <w:t>[stadt_ma_other]</w:t>
+      </w:r>
+    </w:p>
+    <w:p>
+      <w:pPr>
+        <w:widowControl/>
         <w:rPr>
           <w:rFonts w:ascii="Arial" w:eastAsia="Times New Roman" w:hAnsi="Arial" w:cs="Arial"/>
           <w:color w:val="000000"/>
           <w:sz w:val="24"/>
           <w:szCs w:val="24"/>
-          <w:lang w:val="de-DE" w:eastAsia="de-DE"/>
-        </w:rPr>
-        <w:t>stadt</w:t>
-      </w:r>
-      <w:proofErr w:type="spellEnd"/>
+          <w:lang w:eastAsia="de-DE"/>
+        </w:rPr>
+      </w:pPr>
       <w:r>
         <w:rPr>
           <w:rFonts w:ascii="Arial" w:eastAsia="Times New Roman" w:hAnsi="Arial" w:cs="Arial"/>
           <w:color w:val="000000"/>
           <w:sz w:val="24"/>
           <w:szCs w:val="24"/>
-          <w:lang w:val="de-DE" w:eastAsia="de-DE"/>
-        </w:rPr>
-        <w:t>]*</w:t>
+          <w:lang w:eastAsia="de-DE"/>
+        </w:rPr>
+        <w:t>[age]*</w:t>
       </w:r>
     </w:p>
     <w:p>
@@ -9015,7 +8775,7 @@
           <w:color w:val="000000"/>
           <w:sz w:val="24"/>
           <w:szCs w:val="24"/>
-          <w:lang w:val="de-DE" w:eastAsia="de-DE"/>
+          <w:lang w:eastAsia="de-DE"/>
         </w:rPr>
       </w:pPr>
       <w:r>
@@ -9024,185 +8784,31 @@
           <w:color w:val="000000"/>
           <w:sz w:val="24"/>
           <w:szCs w:val="24"/>
-          <w:lang w:val="de-DE" w:eastAsia="de-DE"/>
-        </w:rPr>
-        <w:t>[</w:t>
-      </w:r>
-      <w:proofErr w:type="spellStart"/>
-      <w:r>
+          <w:lang w:eastAsia="de-DE"/>
+        </w:rPr>
+        <w:t>[stadt_hd]</w:t>
+      </w:r>
+    </w:p>
+    <w:p>
+      <w:pPr>
+        <w:widowControl/>
         <w:rPr>
           <w:rFonts w:ascii="Arial" w:eastAsia="Times New Roman" w:hAnsi="Arial" w:cs="Arial"/>
           <w:color w:val="000000"/>
           <w:sz w:val="24"/>
           <w:szCs w:val="24"/>
-          <w:lang w:val="de-DE" w:eastAsia="de-DE"/>
-        </w:rPr>
-        <w:t>stadt_ma</w:t>
-      </w:r>
-      <w:proofErr w:type="spellEnd"/>
+          <w:lang w:eastAsia="de-DE"/>
+        </w:rPr>
+      </w:pPr>
       <w:r>
         <w:rPr>
           <w:rFonts w:ascii="Arial" w:eastAsia="Times New Roman" w:hAnsi="Arial" w:cs="Arial"/>
           <w:color w:val="000000"/>
           <w:sz w:val="24"/>
           <w:szCs w:val="24"/>
-          <w:lang w:val="de-DE" w:eastAsia="de-DE"/>
-        </w:rPr>
-        <w:t>]</w:t>
-      </w:r>
-    </w:p>
-    <w:p>
-      <w:pPr>
-        <w:widowControl/>
-        <w:rPr>
-          <w:rFonts w:ascii="Arial" w:eastAsia="Times New Roman" w:hAnsi="Arial" w:cs="Arial"/>
-          <w:color w:val="000000"/>
-          <w:sz w:val="24"/>
-          <w:szCs w:val="24"/>
-          <w:lang w:val="de-DE" w:eastAsia="de-DE"/>
-        </w:rPr>
-      </w:pPr>
-      <w:r>
-        <w:rPr>
-          <w:rFonts w:ascii="Arial" w:eastAsia="Times New Roman" w:hAnsi="Arial" w:cs="Arial"/>
-          <w:color w:val="000000"/>
-          <w:sz w:val="24"/>
-          <w:szCs w:val="24"/>
-          <w:lang w:val="de-DE" w:eastAsia="de-DE"/>
-        </w:rPr>
-        <w:t>[</w:t>
-      </w:r>
-      <w:proofErr w:type="spellStart"/>
-      <w:r>
-        <w:rPr>
-          <w:rFonts w:ascii="Arial" w:eastAsia="Times New Roman" w:hAnsi="Arial" w:cs="Arial"/>
-          <w:color w:val="000000"/>
-          <w:sz w:val="24"/>
-          <w:szCs w:val="24"/>
-          <w:lang w:val="de-DE" w:eastAsia="de-DE"/>
-        </w:rPr>
-        <w:t>stadt_ma_other</w:t>
-      </w:r>
-      <w:proofErr w:type="spellEnd"/>
-      <w:r>
-        <w:rPr>
-          <w:rFonts w:ascii="Arial" w:eastAsia="Times New Roman" w:hAnsi="Arial" w:cs="Arial"/>
-          <w:color w:val="000000"/>
-          <w:sz w:val="24"/>
-          <w:szCs w:val="24"/>
-          <w:lang w:val="de-DE" w:eastAsia="de-DE"/>
-        </w:rPr>
-        <w:t>]</w:t>
-      </w:r>
-    </w:p>
-    <w:p>
-      <w:pPr>
-        <w:widowControl/>
-        <w:rPr>
-          <w:rFonts w:ascii="Arial" w:eastAsia="Times New Roman" w:hAnsi="Arial" w:cs="Arial"/>
-          <w:color w:val="000000"/>
-          <w:sz w:val="24"/>
-          <w:szCs w:val="24"/>
           <w:lang w:eastAsia="de-DE"/>
         </w:rPr>
-      </w:pPr>
-      <w:r>
-        <w:rPr>
-          <w:rFonts w:ascii="Arial" w:eastAsia="Times New Roman" w:hAnsi="Arial" w:cs="Arial"/>
-          <w:color w:val="000000"/>
-          <w:sz w:val="24"/>
-          <w:szCs w:val="24"/>
-          <w:lang w:eastAsia="de-DE"/>
-        </w:rPr>
-        <w:t>[age]*</w:t>
-      </w:r>
-    </w:p>
-    <w:p>
-      <w:pPr>
-        <w:widowControl/>
-        <w:rPr>
-          <w:rFonts w:ascii="Arial" w:eastAsia="Times New Roman" w:hAnsi="Arial" w:cs="Arial"/>
-          <w:color w:val="000000"/>
-          <w:sz w:val="24"/>
-          <w:szCs w:val="24"/>
-          <w:lang w:eastAsia="de-DE"/>
-        </w:rPr>
-      </w:pPr>
-      <w:r>
-        <w:rPr>
-          <w:rFonts w:ascii="Arial" w:eastAsia="Times New Roman" w:hAnsi="Arial" w:cs="Arial"/>
-          <w:color w:val="000000"/>
-          <w:sz w:val="24"/>
-          <w:szCs w:val="24"/>
-          <w:lang w:eastAsia="de-DE"/>
-        </w:rPr>
-        <w:t>[</w:t>
-      </w:r>
-      <w:proofErr w:type="spellStart"/>
-      <w:r>
-        <w:rPr>
-          <w:rFonts w:ascii="Arial" w:eastAsia="Times New Roman" w:hAnsi="Arial" w:cs="Arial"/>
-          <w:color w:val="000000"/>
-          <w:sz w:val="24"/>
-          <w:szCs w:val="24"/>
-          <w:lang w:eastAsia="de-DE"/>
-        </w:rPr>
-        <w:t>stadt_hd</w:t>
-      </w:r>
-      <w:proofErr w:type="spellEnd"/>
-      <w:r>
-        <w:rPr>
-          <w:rFonts w:ascii="Arial" w:eastAsia="Times New Roman" w:hAnsi="Arial" w:cs="Arial"/>
-          <w:color w:val="000000"/>
-          <w:sz w:val="24"/>
-          <w:szCs w:val="24"/>
-          <w:lang w:eastAsia="de-DE"/>
-        </w:rPr>
-        <w:t>]</w:t>
-      </w:r>
-    </w:p>
-    <w:p>
-      <w:pPr>
-        <w:widowControl/>
-        <w:rPr>
-          <w:rFonts w:ascii="Arial" w:eastAsia="Times New Roman" w:hAnsi="Arial" w:cs="Arial"/>
-          <w:color w:val="000000"/>
-          <w:sz w:val="24"/>
-          <w:szCs w:val="24"/>
-          <w:lang w:eastAsia="de-DE"/>
-        </w:rPr>
-      </w:pPr>
-      <w:r>
-        <w:rPr>
-          <w:rFonts w:ascii="Arial" w:eastAsia="Times New Roman" w:hAnsi="Arial" w:cs="Arial"/>
-          <w:color w:val="000000"/>
-          <w:sz w:val="24"/>
-          <w:szCs w:val="24"/>
-          <w:lang w:eastAsia="de-DE"/>
-        </w:rPr>
-        <w:t>[</w:t>
-      </w:r>
-      <w:proofErr w:type="spellStart"/>
-      <w:r>
-        <w:rPr>
-          <w:rFonts w:ascii="Arial" w:eastAsia="Times New Roman" w:hAnsi="Arial" w:cs="Arial"/>
-          <w:color w:val="000000"/>
-          <w:sz w:val="24"/>
-          <w:szCs w:val="24"/>
-          <w:lang w:eastAsia="de-DE"/>
-        </w:rPr>
-        <w:t>stadt_hd_other</w:t>
-      </w:r>
-      <w:proofErr w:type="spellEnd"/>
-      <w:r>
-        <w:rPr>
-          <w:rFonts w:ascii="Arial" w:eastAsia="Times New Roman" w:hAnsi="Arial" w:cs="Arial"/>
-          <w:color w:val="000000"/>
-          <w:sz w:val="24"/>
-          <w:szCs w:val="24"/>
-          <w:lang w:eastAsia="de-DE"/>
-        </w:rPr>
-        <w:t>]</w:t>
+        <w:t>[stadt_hd_other]</w:t>
       </w:r>
     </w:p>
     <w:p>
@@ -9478,9 +9084,8 @@
           <w:szCs w:val="24"/>
           <w:lang w:val="en-GB"/>
         </w:rPr>
-        <w:t xml:space="preserve">Publicly accessible weather data (Amt für </w:t>
-      </w:r>
-      <w:proofErr w:type="spellStart"/>
+        <w:t xml:space="preserve">Publicly accessible weather data (Amt für Umweltschutz, Gewerbeaufsicht und Energie, Heidelberg): </w:t>
+      </w:r>
       <w:r>
         <w:rPr>
           <w:rFonts w:ascii="Arial" w:hAnsi="Arial" w:cs="Arial"/>
@@ -9488,9 +9093,8 @@
           <w:szCs w:val="24"/>
           <w:lang w:val="en-GB"/>
         </w:rPr>
-        <w:t>Umweltschutz</w:t>
-      </w:r>
-      <w:proofErr w:type="spellEnd"/>
+        <w:t>Six meteorological variables obtained from the City of Heidelberg's CKAN API at 10-minute resolution and aggregated to the outcome time scale (mean across the day phase or day): air temperature (°C), relative humidity (%), atmospheric pressure (hPa), solar radiation (W/m²), precipitation (mm, summe</w:t>
+      </w:r>
       <w:r>
         <w:rPr>
           <w:rFonts w:ascii="Arial" w:hAnsi="Arial" w:cs="Arial"/>
@@ -9498,9 +9102,8 @@
           <w:szCs w:val="24"/>
           <w:lang w:val="en-GB"/>
         </w:rPr>
-        <w:t xml:space="preserve">, </w:t>
-      </w:r>
-      <w:proofErr w:type="spellStart"/>
+        <w:t>d across the aggregation interval and subsequently binarized as wet vs. dry: 1 if total precipitation &gt; 0 mm, else 0</w:t>
+      </w:r>
       <w:r>
         <w:rPr>
           <w:rFonts w:ascii="Arial" w:hAnsi="Arial" w:cs="Arial"/>
@@ -9508,9 +9111,8 @@
           <w:szCs w:val="24"/>
           <w:lang w:val="en-GB"/>
         </w:rPr>
-        <w:t>Gewerbeaufsicht</w:t>
-      </w:r>
-      <w:proofErr w:type="spellEnd"/>
+        <w:t xml:space="preserve">), and wind speed (m/s). Spatial linkage follows </w:t>
+      </w:r>
       <w:r>
         <w:rPr>
           <w:rFonts w:ascii="Arial" w:hAnsi="Arial" w:cs="Arial"/>
@@ -9518,7 +9120,7 @@
           <w:szCs w:val="24"/>
           <w:lang w:val="en-GB"/>
         </w:rPr>
-        <w:t xml:space="preserve"> und Energie, Heidelberg): </w:t>
+        <w:t>a</w:t>
       </w:r>
       <w:r>
         <w:rPr>
@@ -9527,9 +9129,8 @@
           <w:szCs w:val="24"/>
           <w:lang w:val="en-GB"/>
         </w:rPr>
-        <w:t>Six meteorological variables obtained from the City of Heidelberg's CKAN API at 10-minute resolution and aggregated to the outcome time scale (mean across the day phase or day): air temperature (°C), relative humidity (%), atmospheric pressure (</w:t>
-      </w:r>
-      <w:proofErr w:type="spellStart"/>
+        <w:t xml:space="preserve"> district-level scheme </w:t>
+      </w:r>
       <w:r>
         <w:rPr>
           <w:rFonts w:ascii="Arial" w:hAnsi="Arial" w:cs="Arial"/>
@@ -9537,74 +9138,18 @@
           <w:szCs w:val="24"/>
           <w:lang w:val="en-GB"/>
         </w:rPr>
-        <w:t>hPa</w:t>
-      </w:r>
-      <w:proofErr w:type="spellEnd"/>
-      <w:r>
+        <w:t>with back-up weather stations for missing data.</w:t>
+      </w:r>
+    </w:p>
+    <w:p>
+      <w:pPr>
         <w:rPr>
           <w:rFonts w:ascii="Arial" w:hAnsi="Arial" w:cs="Arial"/>
           <w:sz w:val="24"/>
           <w:szCs w:val="24"/>
           <w:lang w:val="en-GB"/>
         </w:rPr>
-        <w:t>), solar radiation (W/m²), precipitation (mm, summe</w:t>
-      </w:r>
-      <w:r>
-        <w:rPr>
-          <w:rFonts w:ascii="Arial" w:hAnsi="Arial" w:cs="Arial"/>
-          <w:sz w:val="24"/>
-          <w:szCs w:val="24"/>
-          <w:lang w:val="en-GB"/>
-        </w:rPr>
-        <w:t>d across the aggregation interval and subsequently binarized as wet vs. dry: 1 if total precipitation &gt; 0 mm, else 0</w:t>
-      </w:r>
-      <w:r>
-        <w:rPr>
-          <w:rFonts w:ascii="Arial" w:hAnsi="Arial" w:cs="Arial"/>
-          <w:sz w:val="24"/>
-          <w:szCs w:val="24"/>
-          <w:lang w:val="en-GB"/>
-        </w:rPr>
-        <w:t xml:space="preserve">), and wind speed (m/s). Spatial linkage follows </w:t>
-      </w:r>
-      <w:r>
-        <w:rPr>
-          <w:rFonts w:ascii="Arial" w:hAnsi="Arial" w:cs="Arial"/>
-          <w:sz w:val="24"/>
-          <w:szCs w:val="24"/>
-          <w:lang w:val="en-GB"/>
-        </w:rPr>
-        <w:t>a</w:t>
-      </w:r>
-      <w:r>
-        <w:rPr>
-          <w:rFonts w:ascii="Arial" w:hAnsi="Arial" w:cs="Arial"/>
-          <w:sz w:val="24"/>
-          <w:szCs w:val="24"/>
-          <w:lang w:val="en-GB"/>
-        </w:rPr>
-        <w:t xml:space="preserve"> district-level scheme </w:t>
-      </w:r>
-      <w:r>
-        <w:rPr>
-          <w:rFonts w:ascii="Arial" w:hAnsi="Arial" w:cs="Arial"/>
-          <w:sz w:val="24"/>
-          <w:szCs w:val="24"/>
-          <w:lang w:val="en-GB"/>
-        </w:rPr>
-        <w:t>with back-up weather stations for missing data.</w:t>
-      </w:r>
-    </w:p>
-    <w:p>
-      <w:pPr>
-        <w:rPr>
-          <w:rFonts w:ascii="Arial" w:hAnsi="Arial" w:cs="Arial"/>
-          <w:sz w:val="24"/>
-          <w:szCs w:val="24"/>
-          <w:lang w:val="en-GB"/>
-        </w:rPr>
-      </w:pPr>
-      <w:proofErr w:type="spellStart"/>
+      </w:pPr>
       <w:r>
         <w:rPr>
           <w:rFonts w:ascii="Arial" w:hAnsi="Arial" w:cs="Arial"/>
@@ -9614,19 +9159,7 @@
           <w:szCs w:val="24"/>
           <w:lang w:val="en-GB"/>
         </w:rPr>
-        <w:t>Mundlak</w:t>
-      </w:r>
-      <w:proofErr w:type="spellEnd"/>
-      <w:r>
-        <w:rPr>
-          <w:rFonts w:ascii="Arial" w:hAnsi="Arial" w:cs="Arial"/>
-          <w:b/>
-          <w:bCs/>
-          <w:sz w:val="24"/>
-          <w:szCs w:val="24"/>
-          <w:lang w:val="en-GB"/>
-        </w:rPr>
-        <w:t xml:space="preserve"> decomposition:</w:t>
+        <w:t>Mundlak decomposition:</w:t>
       </w:r>
       <w:r>
         <w:rPr>
@@ -9669,7 +9202,6 @@
           <w:lang w:val="en-GB"/>
         </w:rPr>
       </w:pPr>
-      <w:proofErr w:type="spellStart"/>
       <w:r>
         <w:rPr>
           <w:rFonts w:ascii="Arial" w:hAnsi="Arial" w:cs="Arial"/>
@@ -9677,57 +9209,7 @@
           <w:szCs w:val="24"/>
           <w:lang w:val="en-GB"/>
         </w:rPr>
-        <w:t>X_between</w:t>
-      </w:r>
-      <w:proofErr w:type="spellEnd"/>
-      <w:r>
-        <w:rPr>
-          <w:rFonts w:ascii="Arial" w:hAnsi="Arial" w:cs="Arial"/>
-          <w:sz w:val="24"/>
-          <w:szCs w:val="24"/>
-          <w:lang w:val="en-GB"/>
-        </w:rPr>
-        <w:t>(</w:t>
-      </w:r>
-      <w:proofErr w:type="spellStart"/>
-      <w:r>
-        <w:rPr>
-          <w:rFonts w:ascii="Arial" w:hAnsi="Arial" w:cs="Arial"/>
-          <w:sz w:val="24"/>
-          <w:szCs w:val="24"/>
-          <w:lang w:val="en-GB"/>
-        </w:rPr>
-        <w:t>i</w:t>
-      </w:r>
-      <w:proofErr w:type="spellEnd"/>
-      <w:r>
-        <w:rPr>
-          <w:rFonts w:ascii="Arial" w:hAnsi="Arial" w:cs="Arial"/>
-          <w:sz w:val="24"/>
-          <w:szCs w:val="24"/>
-          <w:lang w:val="en-GB"/>
-        </w:rPr>
-        <w:t xml:space="preserve">) = mean of X across all valid observations of person </w:t>
-      </w:r>
-      <w:proofErr w:type="spellStart"/>
-      <w:r>
-        <w:rPr>
-          <w:rFonts w:ascii="Arial" w:hAnsi="Arial" w:cs="Arial"/>
-          <w:sz w:val="24"/>
-          <w:szCs w:val="24"/>
-          <w:lang w:val="en-GB"/>
-        </w:rPr>
-        <w:t>i</w:t>
-      </w:r>
-      <w:proofErr w:type="spellEnd"/>
-      <w:r>
-        <w:rPr>
-          <w:rFonts w:ascii="Arial" w:hAnsi="Arial" w:cs="Arial"/>
-          <w:sz w:val="24"/>
-          <w:szCs w:val="24"/>
-          <w:lang w:val="en-GB"/>
-        </w:rPr>
-        <w:t xml:space="preserve"> (across both waves).</w:t>
+        <w:t>X_between(i) = mean of X across all valid observations of person i (across both waves).</w:t>
       </w:r>
     </w:p>
     <w:p>
@@ -9743,7 +9225,6 @@
           <w:lang w:val="en-GB"/>
         </w:rPr>
       </w:pPr>
-      <w:proofErr w:type="spellStart"/>
       <w:r>
         <w:rPr>
           <w:rFonts w:ascii="Arial" w:hAnsi="Arial" w:cs="Arial"/>
@@ -9751,29 +9232,29 @@
           <w:szCs w:val="24"/>
           <w:lang w:val="en-GB"/>
         </w:rPr>
-        <w:t>X_within</w:t>
-      </w:r>
-      <w:proofErr w:type="spellEnd"/>
-      <w:r>
+        <w:t>X_within(i,t) = X(i,t) − X_between(i).</w:t>
+      </w:r>
+    </w:p>
+    <w:p>
+      <w:pPr>
         <w:rPr>
           <w:rFonts w:ascii="Arial" w:hAnsi="Arial" w:cs="Arial"/>
           <w:sz w:val="24"/>
           <w:szCs w:val="24"/>
           <w:lang w:val="en-GB"/>
         </w:rPr>
-        <w:t>(</w:t>
-      </w:r>
-      <w:proofErr w:type="spellStart"/>
-      <w:r>
+      </w:pPr>
+    </w:p>
+    <w:p>
+      <w:pPr>
+        <w:jc w:val="both"/>
         <w:rPr>
           <w:rFonts w:ascii="Arial" w:hAnsi="Arial" w:cs="Arial"/>
           <w:sz w:val="24"/>
           <w:szCs w:val="24"/>
           <w:lang w:val="en-GB"/>
         </w:rPr>
-        <w:t>i,t</w:t>
-      </w:r>
-      <w:proofErr w:type="spellEnd"/>
+      </w:pPr>
       <w:r>
         <w:rPr>
           <w:rFonts w:ascii="Arial" w:hAnsi="Arial" w:cs="Arial"/>
@@ -9781,117 +9262,7 @@
           <w:szCs w:val="24"/>
           <w:lang w:val="en-GB"/>
         </w:rPr>
-        <w:t>) = X(</w:t>
-      </w:r>
-      <w:proofErr w:type="spellStart"/>
-      <w:r>
-        <w:rPr>
-          <w:rFonts w:ascii="Arial" w:hAnsi="Arial" w:cs="Arial"/>
-          <w:sz w:val="24"/>
-          <w:szCs w:val="24"/>
-          <w:lang w:val="en-GB"/>
-        </w:rPr>
-        <w:t>i,t</w:t>
-      </w:r>
-      <w:proofErr w:type="spellEnd"/>
-      <w:r>
-        <w:rPr>
-          <w:rFonts w:ascii="Arial" w:hAnsi="Arial" w:cs="Arial"/>
-          <w:sz w:val="24"/>
-          <w:szCs w:val="24"/>
-          <w:lang w:val="en-GB"/>
-        </w:rPr>
-        <w:t xml:space="preserve">) − </w:t>
-      </w:r>
-      <w:proofErr w:type="spellStart"/>
-      <w:r>
-        <w:rPr>
-          <w:rFonts w:ascii="Arial" w:hAnsi="Arial" w:cs="Arial"/>
-          <w:sz w:val="24"/>
-          <w:szCs w:val="24"/>
-          <w:lang w:val="en-GB"/>
-        </w:rPr>
-        <w:t>X_between</w:t>
-      </w:r>
-      <w:proofErr w:type="spellEnd"/>
-      <w:r>
-        <w:rPr>
-          <w:rFonts w:ascii="Arial" w:hAnsi="Arial" w:cs="Arial"/>
-          <w:sz w:val="24"/>
-          <w:szCs w:val="24"/>
-          <w:lang w:val="en-GB"/>
-        </w:rPr>
-        <w:t>(</w:t>
-      </w:r>
-      <w:proofErr w:type="spellStart"/>
-      <w:r>
-        <w:rPr>
-          <w:rFonts w:ascii="Arial" w:hAnsi="Arial" w:cs="Arial"/>
-          <w:sz w:val="24"/>
-          <w:szCs w:val="24"/>
-          <w:lang w:val="en-GB"/>
-        </w:rPr>
-        <w:t>i</w:t>
-      </w:r>
-      <w:proofErr w:type="spellEnd"/>
-      <w:r>
-        <w:rPr>
-          <w:rFonts w:ascii="Arial" w:hAnsi="Arial" w:cs="Arial"/>
-          <w:sz w:val="24"/>
-          <w:szCs w:val="24"/>
-          <w:lang w:val="en-GB"/>
-        </w:rPr>
-        <w:t>).</w:t>
-      </w:r>
-    </w:p>
-    <w:p>
-      <w:pPr>
-        <w:rPr>
-          <w:rFonts w:ascii="Arial" w:hAnsi="Arial" w:cs="Arial"/>
-          <w:sz w:val="24"/>
-          <w:szCs w:val="24"/>
-          <w:lang w:val="en-GB"/>
-        </w:rPr>
-      </w:pPr>
-    </w:p>
-    <w:p>
-      <w:pPr>
-        <w:jc w:val="both"/>
-        <w:rPr>
-          <w:rFonts w:ascii="Arial" w:hAnsi="Arial" w:cs="Arial"/>
-          <w:sz w:val="24"/>
-          <w:szCs w:val="24"/>
-          <w:lang w:val="en-GB"/>
-        </w:rPr>
-      </w:pPr>
-      <w:r>
-        <w:rPr>
-          <w:rFonts w:ascii="Arial" w:hAnsi="Arial" w:cs="Arial"/>
-          <w:sz w:val="24"/>
-          <w:szCs w:val="24"/>
-          <w:lang w:val="en-GB"/>
-        </w:rPr>
-        <w:t xml:space="preserve">Both components are entered as separate predictors in all models. Following Curran and Bauer (2011), this allows the simultaneous estimation of within- and between-person effects within a single model and is mathematically equivalent to person-mean </w:t>
-      </w:r>
-      <w:proofErr w:type="spellStart"/>
-      <w:r>
-        <w:rPr>
-          <w:rFonts w:ascii="Arial" w:hAnsi="Arial" w:cs="Arial"/>
-          <w:sz w:val="24"/>
-          <w:szCs w:val="24"/>
-          <w:lang w:val="en-GB"/>
-        </w:rPr>
-        <w:t>centering</w:t>
-      </w:r>
-      <w:proofErr w:type="spellEnd"/>
-      <w:r>
-        <w:rPr>
-          <w:rFonts w:ascii="Arial" w:hAnsi="Arial" w:cs="Arial"/>
-          <w:sz w:val="24"/>
-          <w:szCs w:val="24"/>
-          <w:lang w:val="en-GB"/>
-        </w:rPr>
-        <w:t xml:space="preserve"> with the </w:t>
+        <w:t xml:space="preserve">Both components are entered as separate predictors in all models. Following Curran and Bauer (2011), this allows the simultaneous estimation of within- and between-person effects within a single model and is mathematically equivalent to person-mean centering with the </w:t>
       </w:r>
       <w:r>
         <w:rPr>
@@ -10162,39 +9533,7 @@
           <w:rFonts w:ascii="Arial" w:hAnsi="Arial" w:cs="Arial"/>
           <w:lang w:val="de-DE"/>
         </w:rPr>
-        <w:t xml:space="preserve">Day of </w:t>
-      </w:r>
-      <w:proofErr w:type="spellStart"/>
-      <w:r>
-        <w:rPr>
-          <w:rFonts w:ascii="Arial" w:hAnsi="Arial" w:cs="Arial"/>
-          <w:lang w:val="de-DE"/>
-        </w:rPr>
-        <w:t>week</w:t>
-      </w:r>
-      <w:proofErr w:type="spellEnd"/>
-      <w:r>
-        <w:rPr>
-          <w:rFonts w:ascii="Arial" w:hAnsi="Arial" w:cs="Arial"/>
-          <w:lang w:val="de-DE"/>
-        </w:rPr>
-        <w:t xml:space="preserve"> (</w:t>
-      </w:r>
-      <w:proofErr w:type="spellStart"/>
-      <w:r>
-        <w:rPr>
-          <w:rFonts w:ascii="Arial" w:hAnsi="Arial" w:cs="Arial"/>
-          <w:lang w:val="de-DE"/>
-        </w:rPr>
-        <w:t>categorical</w:t>
-      </w:r>
-      <w:proofErr w:type="spellEnd"/>
-      <w:r>
-        <w:rPr>
-          <w:rFonts w:ascii="Arial" w:hAnsi="Arial" w:cs="Arial"/>
-          <w:lang w:val="de-DE"/>
-        </w:rPr>
-        <w:t>).</w:t>
+        <w:t>Day of week (categorical).</w:t>
       </w:r>
     </w:p>
     <w:p>
@@ -10312,43 +9651,7 @@
           <w:sz w:val="24"/>
           <w:lang w:val="en-US" w:eastAsia="en-GB"/>
         </w:rPr>
-        <w:t xml:space="preserve"> specification commonly used in longitudinal mixed models for behavioral data (</w:t>
-      </w:r>
-      <w:proofErr w:type="spellStart"/>
-      <w:r>
-        <w:rPr>
-          <w:rFonts w:eastAsia="Times New Roman" w:cs="Arial"/>
-          <w:sz w:val="24"/>
-          <w:lang w:val="en-US" w:eastAsia="en-GB"/>
-        </w:rPr>
-        <w:t>Funatogawa</w:t>
-      </w:r>
-      <w:proofErr w:type="spellEnd"/>
-      <w:r>
-        <w:rPr>
-          <w:rFonts w:eastAsia="Times New Roman" w:cs="Arial"/>
-          <w:sz w:val="24"/>
-          <w:lang w:val="en-US" w:eastAsia="en-GB"/>
-        </w:rPr>
-        <w:t xml:space="preserve"> &amp; </w:t>
-      </w:r>
-      <w:proofErr w:type="spellStart"/>
-      <w:r>
-        <w:rPr>
-          <w:rFonts w:eastAsia="Times New Roman" w:cs="Arial"/>
-          <w:sz w:val="24"/>
-          <w:lang w:val="en-US" w:eastAsia="en-GB"/>
-        </w:rPr>
-        <w:t>Funatogawa</w:t>
-      </w:r>
-      <w:proofErr w:type="spellEnd"/>
-      <w:r>
-        <w:rPr>
-          <w:rFonts w:eastAsia="Times New Roman" w:cs="Arial"/>
-          <w:sz w:val="24"/>
-          <w:lang w:val="en-US" w:eastAsia="en-GB"/>
-        </w:rPr>
-        <w:t>, 2018)</w:t>
+        <w:t xml:space="preserve"> specification commonly used in longitudinal mixed models for behavioral data (Funatogawa &amp; Funatogawa, 2018)</w:t>
       </w:r>
       <w:r>
         <w:rPr>
@@ -10573,7 +9876,23 @@
           <w:sz w:val="24"/>
           <w:lang w:eastAsia="en-GB"/>
         </w:rPr>
-        <w:t>21 of 1,210 person-waves</w:t>
+        <w:t xml:space="preserve">21 of </w:t>
+      </w:r>
+      <w:r>
+        <w:rPr>
+          <w:rFonts w:eastAsia="Times New Roman" w:cs="Arial"/>
+          <w:sz w:val="24"/>
+          <w:lang w:eastAsia="en-GB"/>
+        </w:rPr>
+        <w:t>490</w:t>
+      </w:r>
+      <w:r>
+        <w:rPr>
+          <w:rFonts w:eastAsia="Times New Roman" w:cs="Arial"/>
+          <w:sz w:val="24"/>
+          <w:lang w:eastAsia="en-GB"/>
+        </w:rPr>
+        <w:t xml:space="preserve"> person-waves</w:t>
       </w:r>
       <w:r>
         <w:rPr>
@@ -10667,95 +9986,66 @@
           <w:iCs w:val="0"/>
           <w:lang w:val="en-US"/>
         </w:rPr>
-        <w:t xml:space="preserve">What statistical model will you use to test each hypothesis? Please include the type of model (e.g. ANOVA, multiple regression, SEM, </w:t>
-      </w:r>
-      <w:proofErr w:type="spellStart"/>
-      <w:r>
-        <w:rPr>
-          <w:rFonts w:ascii="Arial" w:eastAsia="Times New Roman" w:hAnsi="Arial" w:cs="Arial"/>
-          <w:i/>
-          <w:iCs w:val="0"/>
+        <w:t xml:space="preserve">What statistical model will you use to test each hypothesis? Please include the type of model (e.g. ANOVA, multiple regression, SEM, etc) and the specification of the model (this includes each variable that will be included as predictors, outcomes, or covariates). Please specify any interactions, subgroup analyses, pairwise or complex contrasts, or follow-up tests from omnibus tests. If you plan on using any positive controls, negative controls, or manipulation checks you may mention that here. </w:t>
+      </w:r>
+    </w:p>
+    <w:p>
+      <w:pPr>
+        <w:pStyle w:val="Textkrper"/>
+        <w:rPr>
+          <w:rFonts w:ascii="Arial" w:eastAsia="Times New Roman" w:hAnsi="Arial" w:cs="Arial"/>
           <w:lang w:val="en-US"/>
         </w:rPr>
-        <w:t>etc</w:t>
-      </w:r>
-      <w:proofErr w:type="spellEnd"/>
-      <w:r>
-        <w:rPr>
-          <w:rFonts w:ascii="Arial" w:eastAsia="Times New Roman" w:hAnsi="Arial" w:cs="Arial"/>
-          <w:i/>
-          <w:iCs w:val="0"/>
+      </w:pPr>
+      <w:r>
+        <w:rPr>
+          <w:rFonts w:ascii="Arial" w:eastAsia="Times New Roman" w:hAnsi="Arial" w:cs="Arial"/>
           <w:lang w:val="en-US"/>
         </w:rPr>
-        <w:t xml:space="preserve">) and the specification of the model (this includes each variable that will be included as predictors, outcomes, or covariates). Please specify any interactions, subgroup analyses, pairwise or complex contrasts, or follow-up tests from omnibus tests. If you plan on using any positive controls, negative controls, or manipulation checks you may mention that here. </w:t>
-      </w:r>
-    </w:p>
-    <w:p>
-      <w:pPr>
-        <w:pStyle w:val="Textkrper"/>
+        <w:t>Statistical analysis will be conducted with python</w:t>
+      </w:r>
+      <w:r>
         <w:rPr>
           <w:rFonts w:ascii="Arial" w:eastAsia="Times New Roman" w:hAnsi="Arial" w:cs="Arial"/>
           <w:lang w:val="en-US"/>
         </w:rPr>
-      </w:pPr>
+        <w:t xml:space="preserve"> (3.9.2)</w:t>
+      </w:r>
       <w:r>
         <w:rPr>
           <w:rFonts w:ascii="Arial" w:eastAsia="Times New Roman" w:hAnsi="Arial" w:cs="Arial"/>
           <w:lang w:val="en-US"/>
         </w:rPr>
-        <w:t>Statistical analysis will be conducted with python</w:t>
+        <w:t xml:space="preserve"> and R</w:t>
       </w:r>
       <w:r>
         <w:rPr>
           <w:rFonts w:ascii="Arial" w:eastAsia="Times New Roman" w:hAnsi="Arial" w:cs="Arial"/>
           <w:lang w:val="en-US"/>
         </w:rPr>
-        <w:t xml:space="preserve"> (3.9.2)</w:t>
+        <w:t xml:space="preserve"> (4.3.0)</w:t>
       </w:r>
       <w:r>
         <w:rPr>
           <w:rFonts w:ascii="Arial" w:eastAsia="Times New Roman" w:hAnsi="Arial" w:cs="Arial"/>
           <w:lang w:val="en-US"/>
         </w:rPr>
-        <w:t xml:space="preserve"> and R</w:t>
+        <w:t>, using common packages for machine learning and statistical frameworks such as Scikit Learn</w:t>
       </w:r>
       <w:r>
         <w:rPr>
           <w:rFonts w:ascii="Arial" w:eastAsia="Times New Roman" w:hAnsi="Arial" w:cs="Arial"/>
           <w:lang w:val="en-US"/>
         </w:rPr>
-        <w:t xml:space="preserve"> (4.3.0)</w:t>
+        <w:t xml:space="preserve"> (1.6.1)</w:t>
       </w:r>
       <w:r>
         <w:rPr>
           <w:rFonts w:ascii="Arial" w:eastAsia="Times New Roman" w:hAnsi="Arial" w:cs="Arial"/>
           <w:lang w:val="en-US"/>
         </w:rPr>
-        <w:t>, using common packages for machine learning and statistical frameworks such as Scikit Learn</w:t>
-      </w:r>
-      <w:r>
-        <w:rPr>
-          <w:rFonts w:ascii="Arial" w:eastAsia="Times New Roman" w:hAnsi="Arial" w:cs="Arial"/>
-          <w:lang w:val="en-US"/>
-        </w:rPr>
-        <w:t xml:space="preserve"> (1.6.1)</w:t>
-      </w:r>
-      <w:r>
-        <w:rPr>
-          <w:rFonts w:ascii="Arial" w:eastAsia="Times New Roman" w:hAnsi="Arial" w:cs="Arial"/>
-          <w:lang w:val="en-US"/>
-        </w:rPr>
-        <w:t xml:space="preserve">, and </w:t>
-      </w:r>
-      <w:proofErr w:type="spellStart"/>
-      <w:r>
-        <w:rPr>
-          <w:rFonts w:ascii="Arial" w:eastAsia="Times New Roman" w:hAnsi="Arial" w:cs="Arial"/>
-          <w:lang w:val="en-US"/>
-        </w:rPr>
-        <w:t>mgcv</w:t>
-      </w:r>
-      <w:proofErr w:type="spellEnd"/>
+        <w:t>, and mgcv</w:t>
+      </w:r>
       <w:r>
         <w:rPr>
           <w:rFonts w:ascii="Arial" w:eastAsia="Times New Roman" w:hAnsi="Arial" w:cs="Arial"/>
@@ -10884,21 +10174,7 @@
         <w:rPr>
           <w:rFonts w:ascii="Arial" w:eastAsia="Times New Roman" w:hAnsi="Arial" w:cs="Arial"/>
         </w:rPr>
-        <w:t xml:space="preserve">If the cohort-level Pearson correlation between wave and temperature exceeds |r| = 0.40, the primary analysis is amended to include a wave × </w:t>
-      </w:r>
-      <w:proofErr w:type="spellStart"/>
-      <w:r>
-        <w:rPr>
-          <w:rFonts w:ascii="Arial" w:eastAsia="Times New Roman" w:hAnsi="Arial" w:cs="Arial"/>
-        </w:rPr>
-        <w:t>X_within</w:t>
-      </w:r>
-      <w:proofErr w:type="spellEnd"/>
-      <w:r>
-        <w:rPr>
-          <w:rFonts w:ascii="Arial" w:eastAsia="Times New Roman" w:hAnsi="Arial" w:cs="Arial"/>
-        </w:rPr>
-        <w:t xml:space="preserve"> interaction term, and the unadjusted estimate is reported as a sensitivity analysis.</w:t>
+        <w:t>If the cohort-level Pearson correlation between wave and temperature exceeds |r| = 0.40, the primary analysis is amended to include a wave × X_within interaction term, and the unadjusted estimate is reported as a sensitivity analysis.</w:t>
       </w:r>
     </w:p>
     <w:p>
@@ -11304,37 +10580,12 @@
           <w:rFonts w:ascii="Arial" w:eastAsia="Times New Roman" w:hAnsi="Arial" w:cs="Arial"/>
         </w:rPr>
       </w:pPr>
-      <w:proofErr w:type="spellStart"/>
       <w:r>
         <w:rPr>
           <w:rFonts w:ascii="Arial" w:eastAsia="Times New Roman" w:hAnsi="Arial" w:cs="Arial"/>
           <w:i/>
         </w:rPr>
-        <w:t>walking_time</w:t>
-      </w:r>
-      <w:proofErr w:type="spellEnd"/>
-      <w:r>
-        <w:rPr>
-          <w:rFonts w:ascii="Arial" w:eastAsia="Times New Roman" w:hAnsi="Arial" w:cs="Arial"/>
-          <w:i/>
-        </w:rPr>
-        <w:t>(</w:t>
-      </w:r>
-      <w:proofErr w:type="spellStart"/>
-      <w:r>
-        <w:rPr>
-          <w:rFonts w:ascii="Arial" w:eastAsia="Times New Roman" w:hAnsi="Arial" w:cs="Arial"/>
-          <w:i/>
-        </w:rPr>
-        <w:t>i</w:t>
-      </w:r>
-      <w:proofErr w:type="spellEnd"/>
-      <w:r>
-        <w:rPr>
-          <w:rFonts w:ascii="Arial" w:eastAsia="Times New Roman" w:hAnsi="Arial" w:cs="Arial"/>
-          <w:i/>
-        </w:rPr>
-        <w:t>, t) ~ Tweedie(</w:t>
+        <w:t>walking_time(i, t) ~ Tweedie(</w:t>
       </w:r>
       <w:r>
         <w:rPr>
@@ -11349,23 +10600,7 @@
           <w:rFonts w:ascii="Arial" w:eastAsia="Times New Roman" w:hAnsi="Arial" w:cs="Arial"/>
           <w:i/>
         </w:rPr>
-        <w:t>(</w:t>
-      </w:r>
-      <w:proofErr w:type="spellStart"/>
-      <w:r>
-        <w:rPr>
-          <w:rFonts w:ascii="Arial" w:eastAsia="Times New Roman" w:hAnsi="Arial" w:cs="Arial"/>
-          <w:i/>
-        </w:rPr>
-        <w:t>i</w:t>
-      </w:r>
-      <w:proofErr w:type="spellEnd"/>
-      <w:r>
-        <w:rPr>
-          <w:rFonts w:ascii="Arial" w:eastAsia="Times New Roman" w:hAnsi="Arial" w:cs="Arial"/>
-          <w:i/>
-        </w:rPr>
-        <w:t xml:space="preserve">, t), </w:t>
+        <w:t xml:space="preserve">(i, t), </w:t>
       </w:r>
       <w:r>
         <w:rPr>
@@ -11396,23 +10631,7 @@
           <w:rFonts w:ascii="Arial" w:eastAsia="Times New Roman" w:hAnsi="Arial" w:cs="Arial"/>
           <w:i/>
         </w:rPr>
-        <w:t>log(μ(</w:t>
-      </w:r>
-      <w:proofErr w:type="spellStart"/>
-      <w:r>
-        <w:rPr>
-          <w:rFonts w:ascii="Arial" w:eastAsia="Times New Roman" w:hAnsi="Arial" w:cs="Arial"/>
-          <w:i/>
-        </w:rPr>
-        <w:t>i</w:t>
-      </w:r>
-      <w:proofErr w:type="spellEnd"/>
-      <w:r>
-        <w:rPr>
-          <w:rFonts w:ascii="Arial" w:eastAsia="Times New Roman" w:hAnsi="Arial" w:cs="Arial"/>
-          <w:i/>
-        </w:rPr>
-        <w:t>, t)) = β</w:t>
+        <w:t>log(μ(i, t)) = β</w:t>
       </w:r>
       <w:r>
         <w:rPr>
@@ -11440,71 +10659,23 @@
           <w:rFonts w:ascii="Arial" w:eastAsia="Times New Roman" w:hAnsi="Arial" w:cs="Arial"/>
           <w:i/>
         </w:rPr>
-        <w:t>(</w:t>
-      </w:r>
-      <w:proofErr w:type="spellStart"/>
-      <w:r>
+        <w:t>(i)</w:t>
+      </w:r>
+    </w:p>
+    <w:p>
+      <w:pPr>
+        <w:pStyle w:val="Textkrper"/>
         <w:rPr>
           <w:rFonts w:ascii="Arial" w:eastAsia="Times New Roman" w:hAnsi="Arial" w:cs="Arial"/>
           <w:i/>
         </w:rPr>
-        <w:t>i</w:t>
-      </w:r>
-      <w:proofErr w:type="spellEnd"/>
+      </w:pPr>
       <w:r>
         <w:rPr>
           <w:rFonts w:ascii="Arial" w:eastAsia="Times New Roman" w:hAnsi="Arial" w:cs="Arial"/>
           <w:i/>
         </w:rPr>
-        <w:t>)</w:t>
-      </w:r>
-    </w:p>
-    <w:p>
-      <w:pPr>
-        <w:pStyle w:val="Textkrper"/>
-        <w:rPr>
-          <w:rFonts w:ascii="Arial" w:eastAsia="Times New Roman" w:hAnsi="Arial" w:cs="Arial"/>
-          <w:i/>
-        </w:rPr>
-      </w:pPr>
-      <w:r>
-        <w:rPr>
-          <w:rFonts w:ascii="Arial" w:eastAsia="Times New Roman" w:hAnsi="Arial" w:cs="Arial"/>
-          <w:i/>
-        </w:rPr>
-        <w:t xml:space="preserve">  + s(</w:t>
-      </w:r>
-      <w:proofErr w:type="spellStart"/>
-      <w:r>
-        <w:rPr>
-          <w:rFonts w:ascii="Arial" w:eastAsia="Times New Roman" w:hAnsi="Arial" w:cs="Arial"/>
-          <w:i/>
-        </w:rPr>
-        <w:t>temperature_within</w:t>
-      </w:r>
-      <w:proofErr w:type="spellEnd"/>
-      <w:r>
-        <w:rPr>
-          <w:rFonts w:ascii="Arial" w:eastAsia="Times New Roman" w:hAnsi="Arial" w:cs="Arial"/>
-          <w:i/>
-        </w:rPr>
-        <w:t>(</w:t>
-      </w:r>
-      <w:proofErr w:type="spellStart"/>
-      <w:r>
-        <w:rPr>
-          <w:rFonts w:ascii="Arial" w:eastAsia="Times New Roman" w:hAnsi="Arial" w:cs="Arial"/>
-          <w:i/>
-        </w:rPr>
-        <w:t>i</w:t>
-      </w:r>
-      <w:proofErr w:type="spellEnd"/>
-      <w:r>
-        <w:rPr>
-          <w:rFonts w:ascii="Arial" w:eastAsia="Times New Roman" w:hAnsi="Arial" w:cs="Arial"/>
-          <w:i/>
-        </w:rPr>
-        <w:t>, t))  + β</w:t>
+        <w:t xml:space="preserve">  + s(temperature_within(i, t))  + β</w:t>
       </w:r>
       <w:r>
         <w:rPr>
@@ -11518,85 +10689,21 @@
           <w:rFonts w:ascii="Arial" w:eastAsia="Times New Roman" w:hAnsi="Arial" w:cs="Arial"/>
           <w:i/>
         </w:rPr>
-        <w:t xml:space="preserve">  · </w:t>
-      </w:r>
-      <w:proofErr w:type="spellStart"/>
+        <w:t xml:space="preserve">  · temperature_between(i)</w:t>
+      </w:r>
       <w:r>
         <w:rPr>
           <w:rFonts w:ascii="Arial" w:eastAsia="Times New Roman" w:hAnsi="Arial" w:cs="Arial"/>
           <w:i/>
         </w:rPr>
-        <w:t>temperature_between</w:t>
-      </w:r>
-      <w:proofErr w:type="spellEnd"/>
+        <w:t xml:space="preserve"> </w:t>
+      </w:r>
       <w:r>
         <w:rPr>
           <w:rFonts w:ascii="Arial" w:eastAsia="Times New Roman" w:hAnsi="Arial" w:cs="Arial"/>
           <w:i/>
         </w:rPr>
-        <w:t>(</w:t>
-      </w:r>
-      <w:proofErr w:type="spellStart"/>
-      <w:r>
-        <w:rPr>
-          <w:rFonts w:ascii="Arial" w:eastAsia="Times New Roman" w:hAnsi="Arial" w:cs="Arial"/>
-          <w:i/>
-        </w:rPr>
-        <w:t>i</w:t>
-      </w:r>
-      <w:proofErr w:type="spellEnd"/>
-      <w:r>
-        <w:rPr>
-          <w:rFonts w:ascii="Arial" w:eastAsia="Times New Roman" w:hAnsi="Arial" w:cs="Arial"/>
-          <w:i/>
-        </w:rPr>
-        <w:t>)</w:t>
-      </w:r>
-      <w:r>
-        <w:rPr>
-          <w:rFonts w:ascii="Arial" w:eastAsia="Times New Roman" w:hAnsi="Arial" w:cs="Arial"/>
-          <w:i/>
-        </w:rPr>
-        <w:t xml:space="preserve"> </w:t>
-      </w:r>
-      <w:r>
-        <w:rPr>
-          <w:rFonts w:ascii="Arial" w:eastAsia="Times New Roman" w:hAnsi="Arial" w:cs="Arial"/>
-          <w:i/>
-        </w:rPr>
-        <w:t>+ s(</w:t>
-      </w:r>
-      <w:proofErr w:type="spellStart"/>
-      <w:r>
-        <w:rPr>
-          <w:rFonts w:ascii="Arial" w:eastAsia="Times New Roman" w:hAnsi="Arial" w:cs="Arial"/>
-          <w:i/>
-        </w:rPr>
-        <w:t>humidity_within</w:t>
-      </w:r>
-      <w:proofErr w:type="spellEnd"/>
-      <w:r>
-        <w:rPr>
-          <w:rFonts w:ascii="Arial" w:eastAsia="Times New Roman" w:hAnsi="Arial" w:cs="Arial"/>
-          <w:i/>
-        </w:rPr>
-        <w:t>(</w:t>
-      </w:r>
-      <w:proofErr w:type="spellStart"/>
-      <w:r>
-        <w:rPr>
-          <w:rFonts w:ascii="Arial" w:eastAsia="Times New Roman" w:hAnsi="Arial" w:cs="Arial"/>
-          <w:i/>
-        </w:rPr>
-        <w:t>i</w:t>
-      </w:r>
-      <w:proofErr w:type="spellEnd"/>
-      <w:r>
-        <w:rPr>
-          <w:rFonts w:ascii="Arial" w:eastAsia="Times New Roman" w:hAnsi="Arial" w:cs="Arial"/>
-          <w:i/>
-        </w:rPr>
-        <w:t>, t))     + β</w:t>
+        <w:t>+ s(humidity_within(i, t))     + β</w:t>
       </w:r>
       <w:r>
         <w:rPr>
@@ -11610,85 +10717,21 @@
           <w:rFonts w:ascii="Arial" w:eastAsia="Times New Roman" w:hAnsi="Arial" w:cs="Arial"/>
           <w:i/>
         </w:rPr>
-        <w:t xml:space="preserve">  · </w:t>
-      </w:r>
-      <w:proofErr w:type="spellStart"/>
+        <w:t xml:space="preserve">  · humidity_between(i)</w:t>
+      </w:r>
       <w:r>
         <w:rPr>
           <w:rFonts w:ascii="Arial" w:eastAsia="Times New Roman" w:hAnsi="Arial" w:cs="Arial"/>
           <w:i/>
         </w:rPr>
-        <w:t>humidity_between</w:t>
-      </w:r>
-      <w:proofErr w:type="spellEnd"/>
+        <w:t xml:space="preserve"> </w:t>
+      </w:r>
       <w:r>
         <w:rPr>
           <w:rFonts w:ascii="Arial" w:eastAsia="Times New Roman" w:hAnsi="Arial" w:cs="Arial"/>
           <w:i/>
         </w:rPr>
-        <w:t>(</w:t>
-      </w:r>
-      <w:proofErr w:type="spellStart"/>
-      <w:r>
-        <w:rPr>
-          <w:rFonts w:ascii="Arial" w:eastAsia="Times New Roman" w:hAnsi="Arial" w:cs="Arial"/>
-          <w:i/>
-        </w:rPr>
-        <w:t>i</w:t>
-      </w:r>
-      <w:proofErr w:type="spellEnd"/>
-      <w:r>
-        <w:rPr>
-          <w:rFonts w:ascii="Arial" w:eastAsia="Times New Roman" w:hAnsi="Arial" w:cs="Arial"/>
-          <w:i/>
-        </w:rPr>
-        <w:t>)</w:t>
-      </w:r>
-      <w:r>
-        <w:rPr>
-          <w:rFonts w:ascii="Arial" w:eastAsia="Times New Roman" w:hAnsi="Arial" w:cs="Arial"/>
-          <w:i/>
-        </w:rPr>
-        <w:t xml:space="preserve"> </w:t>
-      </w:r>
-      <w:r>
-        <w:rPr>
-          <w:rFonts w:ascii="Arial" w:eastAsia="Times New Roman" w:hAnsi="Arial" w:cs="Arial"/>
-          <w:i/>
-        </w:rPr>
-        <w:t>+ s(</w:t>
-      </w:r>
-      <w:proofErr w:type="spellStart"/>
-      <w:r>
-        <w:rPr>
-          <w:rFonts w:ascii="Arial" w:eastAsia="Times New Roman" w:hAnsi="Arial" w:cs="Arial"/>
-          <w:i/>
-        </w:rPr>
-        <w:t>solar_within</w:t>
-      </w:r>
-      <w:proofErr w:type="spellEnd"/>
-      <w:r>
-        <w:rPr>
-          <w:rFonts w:ascii="Arial" w:eastAsia="Times New Roman" w:hAnsi="Arial" w:cs="Arial"/>
-          <w:i/>
-        </w:rPr>
-        <w:t>(</w:t>
-      </w:r>
-      <w:proofErr w:type="spellStart"/>
-      <w:r>
-        <w:rPr>
-          <w:rFonts w:ascii="Arial" w:eastAsia="Times New Roman" w:hAnsi="Arial" w:cs="Arial"/>
-          <w:i/>
-        </w:rPr>
-        <w:t>i</w:t>
-      </w:r>
-      <w:proofErr w:type="spellEnd"/>
-      <w:r>
-        <w:rPr>
-          <w:rFonts w:ascii="Arial" w:eastAsia="Times New Roman" w:hAnsi="Arial" w:cs="Arial"/>
-          <w:i/>
-        </w:rPr>
-        <w:t>, t))        + β</w:t>
+        <w:t>+ s(solar_within(i, t))        + β</w:t>
       </w:r>
       <w:r>
         <w:rPr>
@@ -11702,85 +10745,21 @@
           <w:rFonts w:ascii="Arial" w:eastAsia="Times New Roman" w:hAnsi="Arial" w:cs="Arial"/>
           <w:i/>
         </w:rPr>
-        <w:t xml:space="preserve">  · </w:t>
-      </w:r>
-      <w:proofErr w:type="spellStart"/>
+        <w:t xml:space="preserve">  · solar_between(i)</w:t>
+      </w:r>
       <w:r>
         <w:rPr>
           <w:rFonts w:ascii="Arial" w:eastAsia="Times New Roman" w:hAnsi="Arial" w:cs="Arial"/>
           <w:i/>
         </w:rPr>
-        <w:t>solar_between</w:t>
-      </w:r>
-      <w:proofErr w:type="spellEnd"/>
+        <w:t xml:space="preserve"> </w:t>
+      </w:r>
       <w:r>
         <w:rPr>
           <w:rFonts w:ascii="Arial" w:eastAsia="Times New Roman" w:hAnsi="Arial" w:cs="Arial"/>
           <w:i/>
         </w:rPr>
-        <w:t>(</w:t>
-      </w:r>
-      <w:proofErr w:type="spellStart"/>
-      <w:r>
-        <w:rPr>
-          <w:rFonts w:ascii="Arial" w:eastAsia="Times New Roman" w:hAnsi="Arial" w:cs="Arial"/>
-          <w:i/>
-        </w:rPr>
-        <w:t>i</w:t>
-      </w:r>
-      <w:proofErr w:type="spellEnd"/>
-      <w:r>
-        <w:rPr>
-          <w:rFonts w:ascii="Arial" w:eastAsia="Times New Roman" w:hAnsi="Arial" w:cs="Arial"/>
-          <w:i/>
-        </w:rPr>
-        <w:t>)</w:t>
-      </w:r>
-      <w:r>
-        <w:rPr>
-          <w:rFonts w:ascii="Arial" w:eastAsia="Times New Roman" w:hAnsi="Arial" w:cs="Arial"/>
-          <w:i/>
-        </w:rPr>
-        <w:t xml:space="preserve"> </w:t>
-      </w:r>
-      <w:r>
-        <w:rPr>
-          <w:rFonts w:ascii="Arial" w:eastAsia="Times New Roman" w:hAnsi="Arial" w:cs="Arial"/>
-          <w:i/>
-        </w:rPr>
-        <w:t>+ s(</w:t>
-      </w:r>
-      <w:proofErr w:type="spellStart"/>
-      <w:r>
-        <w:rPr>
-          <w:rFonts w:ascii="Arial" w:eastAsia="Times New Roman" w:hAnsi="Arial" w:cs="Arial"/>
-          <w:i/>
-        </w:rPr>
-        <w:t>wind_within</w:t>
-      </w:r>
-      <w:proofErr w:type="spellEnd"/>
-      <w:r>
-        <w:rPr>
-          <w:rFonts w:ascii="Arial" w:eastAsia="Times New Roman" w:hAnsi="Arial" w:cs="Arial"/>
-          <w:i/>
-        </w:rPr>
-        <w:t>(</w:t>
-      </w:r>
-      <w:proofErr w:type="spellStart"/>
-      <w:r>
-        <w:rPr>
-          <w:rFonts w:ascii="Arial" w:eastAsia="Times New Roman" w:hAnsi="Arial" w:cs="Arial"/>
-          <w:i/>
-        </w:rPr>
-        <w:t>i</w:t>
-      </w:r>
-      <w:proofErr w:type="spellEnd"/>
-      <w:r>
-        <w:rPr>
-          <w:rFonts w:ascii="Arial" w:eastAsia="Times New Roman" w:hAnsi="Arial" w:cs="Arial"/>
-          <w:i/>
-        </w:rPr>
-        <w:t>, t))</w:t>
+        <w:t>+ s(wind_within(i, t))</w:t>
       </w:r>
       <w:r>
         <w:rPr>
@@ -11808,85 +10787,21 @@
           <w:rFonts w:ascii="Arial" w:eastAsia="Times New Roman" w:hAnsi="Arial" w:cs="Arial"/>
           <w:i/>
         </w:rPr>
-        <w:t xml:space="preserve">  · </w:t>
-      </w:r>
-      <w:proofErr w:type="spellStart"/>
+        <w:t xml:space="preserve">  · wind_between(i)</w:t>
+      </w:r>
       <w:r>
         <w:rPr>
           <w:rFonts w:ascii="Arial" w:eastAsia="Times New Roman" w:hAnsi="Arial" w:cs="Arial"/>
           <w:i/>
         </w:rPr>
-        <w:t>wind_between</w:t>
-      </w:r>
-      <w:proofErr w:type="spellEnd"/>
+        <w:t xml:space="preserve"> </w:t>
+      </w:r>
       <w:r>
         <w:rPr>
           <w:rFonts w:ascii="Arial" w:eastAsia="Times New Roman" w:hAnsi="Arial" w:cs="Arial"/>
           <w:i/>
         </w:rPr>
-        <w:t>(</w:t>
-      </w:r>
-      <w:proofErr w:type="spellStart"/>
-      <w:r>
-        <w:rPr>
-          <w:rFonts w:ascii="Arial" w:eastAsia="Times New Roman" w:hAnsi="Arial" w:cs="Arial"/>
-          <w:i/>
-        </w:rPr>
-        <w:t>i</w:t>
-      </w:r>
-      <w:proofErr w:type="spellEnd"/>
-      <w:r>
-        <w:rPr>
-          <w:rFonts w:ascii="Arial" w:eastAsia="Times New Roman" w:hAnsi="Arial" w:cs="Arial"/>
-          <w:i/>
-        </w:rPr>
-        <w:t>)</w:t>
-      </w:r>
-      <w:r>
-        <w:rPr>
-          <w:rFonts w:ascii="Arial" w:eastAsia="Times New Roman" w:hAnsi="Arial" w:cs="Arial"/>
-          <w:i/>
-        </w:rPr>
-        <w:t xml:space="preserve"> </w:t>
-      </w:r>
-      <w:r>
-        <w:rPr>
-          <w:rFonts w:ascii="Arial" w:eastAsia="Times New Roman" w:hAnsi="Arial" w:cs="Arial"/>
-          <w:i/>
-        </w:rPr>
-        <w:t>+ s(</w:t>
-      </w:r>
-      <w:proofErr w:type="spellStart"/>
-      <w:r>
-        <w:rPr>
-          <w:rFonts w:ascii="Arial" w:eastAsia="Times New Roman" w:hAnsi="Arial" w:cs="Arial"/>
-          <w:i/>
-        </w:rPr>
-        <w:t>pressure_within</w:t>
-      </w:r>
-      <w:proofErr w:type="spellEnd"/>
-      <w:r>
-        <w:rPr>
-          <w:rFonts w:ascii="Arial" w:eastAsia="Times New Roman" w:hAnsi="Arial" w:cs="Arial"/>
-          <w:i/>
-        </w:rPr>
-        <w:t>(</w:t>
-      </w:r>
-      <w:proofErr w:type="spellStart"/>
-      <w:r>
-        <w:rPr>
-          <w:rFonts w:ascii="Arial" w:eastAsia="Times New Roman" w:hAnsi="Arial" w:cs="Arial"/>
-          <w:i/>
-        </w:rPr>
-        <w:t>i</w:t>
-      </w:r>
-      <w:proofErr w:type="spellEnd"/>
-      <w:r>
-        <w:rPr>
-          <w:rFonts w:ascii="Arial" w:eastAsia="Times New Roman" w:hAnsi="Arial" w:cs="Arial"/>
-          <w:i/>
-        </w:rPr>
-        <w:t>, t))</w:t>
+        <w:t>+ s(pressure_within(i, t))</w:t>
       </w:r>
       <w:r>
         <w:rPr>
@@ -11914,39 +10829,7 @@
           <w:rFonts w:ascii="Arial" w:eastAsia="Times New Roman" w:hAnsi="Arial" w:cs="Arial"/>
           <w:i/>
         </w:rPr>
-        <w:t xml:space="preserve">  · </w:t>
-      </w:r>
-      <w:proofErr w:type="spellStart"/>
-      <w:r>
-        <w:rPr>
-          <w:rFonts w:ascii="Arial" w:eastAsia="Times New Roman" w:hAnsi="Arial" w:cs="Arial"/>
-          <w:i/>
-        </w:rPr>
-        <w:t>pressure_between</w:t>
-      </w:r>
-      <w:proofErr w:type="spellEnd"/>
-      <w:r>
-        <w:rPr>
-          <w:rFonts w:ascii="Arial" w:eastAsia="Times New Roman" w:hAnsi="Arial" w:cs="Arial"/>
-          <w:i/>
-        </w:rPr>
-        <w:t>(</w:t>
-      </w:r>
-      <w:proofErr w:type="spellStart"/>
-      <w:r>
-        <w:rPr>
-          <w:rFonts w:ascii="Arial" w:eastAsia="Times New Roman" w:hAnsi="Arial" w:cs="Arial"/>
-          <w:i/>
-        </w:rPr>
-        <w:t>i</w:t>
-      </w:r>
-      <w:proofErr w:type="spellEnd"/>
-      <w:r>
-        <w:rPr>
-          <w:rFonts w:ascii="Arial" w:eastAsia="Times New Roman" w:hAnsi="Arial" w:cs="Arial"/>
-          <w:i/>
-        </w:rPr>
-        <w:t>)</w:t>
+        <w:t xml:space="preserve">  · pressure_between(i)</w:t>
       </w:r>
       <w:r>
         <w:rPr>
@@ -11974,39 +10857,7 @@
           <w:rFonts w:ascii="Arial" w:eastAsia="Times New Roman" w:hAnsi="Arial" w:cs="Arial"/>
           <w:i/>
         </w:rPr>
-        <w:t xml:space="preserve">  · </w:t>
-      </w:r>
-      <w:proofErr w:type="spellStart"/>
-      <w:r>
-        <w:rPr>
-          <w:rFonts w:ascii="Arial" w:eastAsia="Times New Roman" w:hAnsi="Arial" w:cs="Arial"/>
-          <w:i/>
-        </w:rPr>
-        <w:t>precipitation_within</w:t>
-      </w:r>
-      <w:proofErr w:type="spellEnd"/>
-      <w:r>
-        <w:rPr>
-          <w:rFonts w:ascii="Arial" w:eastAsia="Times New Roman" w:hAnsi="Arial" w:cs="Arial"/>
-          <w:i/>
-        </w:rPr>
-        <w:t>(</w:t>
-      </w:r>
-      <w:proofErr w:type="spellStart"/>
-      <w:r>
-        <w:rPr>
-          <w:rFonts w:ascii="Arial" w:eastAsia="Times New Roman" w:hAnsi="Arial" w:cs="Arial"/>
-          <w:i/>
-        </w:rPr>
-        <w:t>i</w:t>
-      </w:r>
-      <w:proofErr w:type="spellEnd"/>
-      <w:r>
-        <w:rPr>
-          <w:rFonts w:ascii="Arial" w:eastAsia="Times New Roman" w:hAnsi="Arial" w:cs="Arial"/>
-          <w:i/>
-        </w:rPr>
-        <w:t>, t) + β</w:t>
+        <w:t xml:space="preserve">  · precipitation_within(i, t) + β</w:t>
       </w:r>
       <w:r>
         <w:rPr>
@@ -12020,39 +10871,7 @@
           <w:rFonts w:ascii="Arial" w:eastAsia="Times New Roman" w:hAnsi="Arial" w:cs="Arial"/>
           <w:i/>
         </w:rPr>
-        <w:t xml:space="preserve">  · </w:t>
-      </w:r>
-      <w:proofErr w:type="spellStart"/>
-      <w:r>
-        <w:rPr>
-          <w:rFonts w:ascii="Arial" w:eastAsia="Times New Roman" w:hAnsi="Arial" w:cs="Arial"/>
-          <w:i/>
-        </w:rPr>
-        <w:t>precipitation_between</w:t>
-      </w:r>
-      <w:proofErr w:type="spellEnd"/>
-      <w:r>
-        <w:rPr>
-          <w:rFonts w:ascii="Arial" w:eastAsia="Times New Roman" w:hAnsi="Arial" w:cs="Arial"/>
-          <w:i/>
-        </w:rPr>
-        <w:t>(</w:t>
-      </w:r>
-      <w:proofErr w:type="spellStart"/>
-      <w:r>
-        <w:rPr>
-          <w:rFonts w:ascii="Arial" w:eastAsia="Times New Roman" w:hAnsi="Arial" w:cs="Arial"/>
-          <w:i/>
-        </w:rPr>
-        <w:t>i</w:t>
-      </w:r>
-      <w:proofErr w:type="spellEnd"/>
-      <w:r>
-        <w:rPr>
-          <w:rFonts w:ascii="Arial" w:eastAsia="Times New Roman" w:hAnsi="Arial" w:cs="Arial"/>
-          <w:i/>
-        </w:rPr>
-        <w:t>)</w:t>
+        <w:t xml:space="preserve">  · precipitation_between(i)</w:t>
       </w:r>
       <w:r>
         <w:rPr>
@@ -12080,23 +10899,7 @@
           <w:rFonts w:ascii="Arial" w:eastAsia="Times New Roman" w:hAnsi="Arial" w:cs="Arial"/>
           <w:i/>
         </w:rPr>
-        <w:t xml:space="preserve">  · </w:t>
-      </w:r>
-      <w:proofErr w:type="spellStart"/>
-      <w:r>
-        <w:rPr>
-          <w:rFonts w:ascii="Arial" w:eastAsia="Times New Roman" w:hAnsi="Arial" w:cs="Arial"/>
-          <w:i/>
-        </w:rPr>
-        <w:t>day_phase</w:t>
-      </w:r>
-      <w:proofErr w:type="spellEnd"/>
-      <w:r>
-        <w:rPr>
-          <w:rFonts w:ascii="Arial" w:eastAsia="Times New Roman" w:hAnsi="Arial" w:cs="Arial"/>
-          <w:i/>
-        </w:rPr>
-        <w:t>(t)</w:t>
+        <w:t xml:space="preserve">  · day_phase(t)</w:t>
       </w:r>
       <w:r>
         <w:rPr>
@@ -12124,23 +10927,7 @@
           <w:rFonts w:ascii="Arial" w:eastAsia="Times New Roman" w:hAnsi="Arial" w:cs="Arial"/>
           <w:i/>
         </w:rPr>
-        <w:t xml:space="preserve">  · </w:t>
-      </w:r>
-      <w:proofErr w:type="spellStart"/>
-      <w:r>
-        <w:rPr>
-          <w:rFonts w:ascii="Arial" w:eastAsia="Times New Roman" w:hAnsi="Arial" w:cs="Arial"/>
-          <w:i/>
-        </w:rPr>
-        <w:t>day_of_week</w:t>
-      </w:r>
-      <w:proofErr w:type="spellEnd"/>
-      <w:r>
-        <w:rPr>
-          <w:rFonts w:ascii="Arial" w:eastAsia="Times New Roman" w:hAnsi="Arial" w:cs="Arial"/>
-          <w:i/>
-        </w:rPr>
-        <w:t>(t)</w:t>
+        <w:t xml:space="preserve">  · day_of_week(t)</w:t>
       </w:r>
       <w:r>
         <w:rPr>
@@ -12224,23 +11011,7 @@
           <w:rFonts w:ascii="Arial" w:eastAsia="Times New Roman" w:hAnsi="Arial" w:cs="Arial"/>
           <w:i/>
         </w:rPr>
-        <w:t xml:space="preserve"> · lag1_walking_time(</w:t>
-      </w:r>
-      <w:proofErr w:type="spellStart"/>
-      <w:r>
-        <w:rPr>
-          <w:rFonts w:ascii="Arial" w:eastAsia="Times New Roman" w:hAnsi="Arial" w:cs="Arial"/>
-          <w:i/>
-        </w:rPr>
-        <w:t>i</w:t>
-      </w:r>
-      <w:proofErr w:type="spellEnd"/>
-      <w:r>
-        <w:rPr>
-          <w:rFonts w:ascii="Arial" w:eastAsia="Times New Roman" w:hAnsi="Arial" w:cs="Arial"/>
-          <w:i/>
-        </w:rPr>
-        <w:t>, t) + β</w:t>
+        <w:t xml:space="preserve"> · lag1_walking_time(i, t) + β</w:t>
       </w:r>
       <w:r>
         <w:rPr>
@@ -12254,23 +11025,7 @@
           <w:rFonts w:ascii="Arial" w:eastAsia="Times New Roman" w:hAnsi="Arial" w:cs="Arial"/>
           <w:i/>
         </w:rPr>
-        <w:t xml:space="preserve"> · age(</w:t>
-      </w:r>
-      <w:proofErr w:type="spellStart"/>
-      <w:r>
-        <w:rPr>
-          <w:rFonts w:ascii="Arial" w:eastAsia="Times New Roman" w:hAnsi="Arial" w:cs="Arial"/>
-          <w:i/>
-        </w:rPr>
-        <w:t>i</w:t>
-      </w:r>
-      <w:proofErr w:type="spellEnd"/>
-      <w:r>
-        <w:rPr>
-          <w:rFonts w:ascii="Arial" w:eastAsia="Times New Roman" w:hAnsi="Arial" w:cs="Arial"/>
-          <w:i/>
-        </w:rPr>
-        <w:t>) + β</w:t>
+        <w:t xml:space="preserve"> · age(i) + β</w:t>
       </w:r>
       <w:r>
         <w:rPr>
@@ -12284,23 +11039,7 @@
           <w:rFonts w:ascii="Arial" w:eastAsia="Times New Roman" w:hAnsi="Arial" w:cs="Arial"/>
           <w:i/>
         </w:rPr>
-        <w:t xml:space="preserve"> · sex(</w:t>
-      </w:r>
-      <w:proofErr w:type="spellStart"/>
-      <w:r>
-        <w:rPr>
-          <w:rFonts w:ascii="Arial" w:eastAsia="Times New Roman" w:hAnsi="Arial" w:cs="Arial"/>
-          <w:i/>
-        </w:rPr>
-        <w:t>i</w:t>
-      </w:r>
-      <w:proofErr w:type="spellEnd"/>
-      <w:r>
-        <w:rPr>
-          <w:rFonts w:ascii="Arial" w:eastAsia="Times New Roman" w:hAnsi="Arial" w:cs="Arial"/>
-          <w:i/>
-        </w:rPr>
-        <w:t>) + β</w:t>
+        <w:t xml:space="preserve"> · sex(i) + β</w:t>
       </w:r>
       <w:r>
         <w:rPr>
@@ -12314,23 +11053,7 @@
           <w:rFonts w:ascii="Arial" w:eastAsia="Times New Roman" w:hAnsi="Arial" w:cs="Arial"/>
           <w:i/>
         </w:rPr>
-        <w:t xml:space="preserve"> · height(</w:t>
-      </w:r>
-      <w:proofErr w:type="spellStart"/>
-      <w:r>
-        <w:rPr>
-          <w:rFonts w:ascii="Arial" w:eastAsia="Times New Roman" w:hAnsi="Arial" w:cs="Arial"/>
-          <w:i/>
-        </w:rPr>
-        <w:t>i</w:t>
-      </w:r>
-      <w:proofErr w:type="spellEnd"/>
-      <w:r>
-        <w:rPr>
-          <w:rFonts w:ascii="Arial" w:eastAsia="Times New Roman" w:hAnsi="Arial" w:cs="Arial"/>
-          <w:i/>
-        </w:rPr>
-        <w:t>) + β</w:t>
+        <w:t xml:space="preserve"> · height(i) + β</w:t>
       </w:r>
       <w:r>
         <w:rPr>
@@ -12344,23 +11067,7 @@
           <w:rFonts w:ascii="Arial" w:eastAsia="Times New Roman" w:hAnsi="Arial" w:cs="Arial"/>
           <w:i/>
         </w:rPr>
-        <w:t xml:space="preserve"> · weight(</w:t>
-      </w:r>
-      <w:proofErr w:type="spellStart"/>
-      <w:r>
-        <w:rPr>
-          <w:rFonts w:ascii="Arial" w:eastAsia="Times New Roman" w:hAnsi="Arial" w:cs="Arial"/>
-          <w:i/>
-        </w:rPr>
-        <w:t>i</w:t>
-      </w:r>
-      <w:proofErr w:type="spellEnd"/>
-      <w:r>
-        <w:rPr>
-          <w:rFonts w:ascii="Arial" w:eastAsia="Times New Roman" w:hAnsi="Arial" w:cs="Arial"/>
-          <w:i/>
-        </w:rPr>
-        <w:t>) + β</w:t>
+        <w:t xml:space="preserve"> · weight(i) + β</w:t>
       </w:r>
       <w:r>
         <w:rPr>
@@ -12374,39 +11081,7 @@
           <w:rFonts w:ascii="Arial" w:eastAsia="Times New Roman" w:hAnsi="Arial" w:cs="Arial"/>
           <w:i/>
         </w:rPr>
-        <w:t xml:space="preserve"> · </w:t>
-      </w:r>
-      <w:proofErr w:type="spellStart"/>
-      <w:r>
-        <w:rPr>
-          <w:rFonts w:ascii="Arial" w:eastAsia="Times New Roman" w:hAnsi="Arial" w:cs="Arial"/>
-          <w:i/>
-        </w:rPr>
-        <w:t>assessed_gait_speed</w:t>
-      </w:r>
-      <w:proofErr w:type="spellEnd"/>
-      <w:r>
-        <w:rPr>
-          <w:rFonts w:ascii="Arial" w:eastAsia="Times New Roman" w:hAnsi="Arial" w:cs="Arial"/>
-          <w:i/>
-        </w:rPr>
-        <w:t>(</w:t>
-      </w:r>
-      <w:proofErr w:type="spellStart"/>
-      <w:r>
-        <w:rPr>
-          <w:rFonts w:ascii="Arial" w:eastAsia="Times New Roman" w:hAnsi="Arial" w:cs="Arial"/>
-          <w:i/>
-        </w:rPr>
-        <w:t>i</w:t>
-      </w:r>
-      <w:proofErr w:type="spellEnd"/>
-      <w:r>
-        <w:rPr>
-          <w:rFonts w:ascii="Arial" w:eastAsia="Times New Roman" w:hAnsi="Arial" w:cs="Arial"/>
-          <w:i/>
-        </w:rPr>
-        <w:t>) + β</w:t>
+        <w:t xml:space="preserve"> · assessed_gait_speed(i) + β</w:t>
       </w:r>
       <w:r>
         <w:rPr>
@@ -12420,39 +11095,7 @@
           <w:rFonts w:ascii="Arial" w:eastAsia="Times New Roman" w:hAnsi="Arial" w:cs="Arial"/>
           <w:i/>
         </w:rPr>
-        <w:t xml:space="preserve"> · </w:t>
-      </w:r>
-      <w:proofErr w:type="spellStart"/>
-      <w:r>
-        <w:rPr>
-          <w:rFonts w:ascii="Arial" w:eastAsia="Times New Roman" w:hAnsi="Arial" w:cs="Arial"/>
-          <w:i/>
-        </w:rPr>
-        <w:t>walking_distance_supermarket</w:t>
-      </w:r>
-      <w:proofErr w:type="spellEnd"/>
-      <w:r>
-        <w:rPr>
-          <w:rFonts w:ascii="Arial" w:eastAsia="Times New Roman" w:hAnsi="Arial" w:cs="Arial"/>
-          <w:i/>
-        </w:rPr>
-        <w:t>(</w:t>
-      </w:r>
-      <w:proofErr w:type="spellStart"/>
-      <w:r>
-        <w:rPr>
-          <w:rFonts w:ascii="Arial" w:eastAsia="Times New Roman" w:hAnsi="Arial" w:cs="Arial"/>
-          <w:i/>
-        </w:rPr>
-        <w:t>i</w:t>
-      </w:r>
-      <w:proofErr w:type="spellEnd"/>
-      <w:r>
-        <w:rPr>
-          <w:rFonts w:ascii="Arial" w:eastAsia="Times New Roman" w:hAnsi="Arial" w:cs="Arial"/>
-          <w:i/>
-        </w:rPr>
-        <w:t>) + β</w:t>
+        <w:t xml:space="preserve"> · walking_distance_supermarket(i) + β</w:t>
       </w:r>
       <w:r>
         <w:rPr>
@@ -12466,39 +11109,7 @@
           <w:rFonts w:ascii="Arial" w:eastAsia="Times New Roman" w:hAnsi="Arial" w:cs="Arial"/>
           <w:i/>
         </w:rPr>
-        <w:t xml:space="preserve"> · </w:t>
-      </w:r>
-      <w:proofErr w:type="spellStart"/>
-      <w:r>
-        <w:rPr>
-          <w:rFonts w:ascii="Arial" w:eastAsia="Times New Roman" w:hAnsi="Arial" w:cs="Arial"/>
-          <w:i/>
-        </w:rPr>
-        <w:t>walking_distance_transport</w:t>
-      </w:r>
-      <w:proofErr w:type="spellEnd"/>
-      <w:r>
-        <w:rPr>
-          <w:rFonts w:ascii="Arial" w:eastAsia="Times New Roman" w:hAnsi="Arial" w:cs="Arial"/>
-          <w:i/>
-        </w:rPr>
-        <w:t>(</w:t>
-      </w:r>
-      <w:proofErr w:type="spellStart"/>
-      <w:r>
-        <w:rPr>
-          <w:rFonts w:ascii="Arial" w:eastAsia="Times New Roman" w:hAnsi="Arial" w:cs="Arial"/>
-          <w:i/>
-        </w:rPr>
-        <w:t>i</w:t>
-      </w:r>
-      <w:proofErr w:type="spellEnd"/>
-      <w:r>
-        <w:rPr>
-          <w:rFonts w:ascii="Arial" w:eastAsia="Times New Roman" w:hAnsi="Arial" w:cs="Arial"/>
-          <w:i/>
-        </w:rPr>
-        <w:t>) + β</w:t>
+        <w:t xml:space="preserve"> · walking_distance_transport(i) + β</w:t>
       </w:r>
       <w:r>
         <w:rPr>
@@ -12512,39 +11123,7 @@
           <w:rFonts w:ascii="Arial" w:eastAsia="Times New Roman" w:hAnsi="Arial" w:cs="Arial"/>
           <w:i/>
         </w:rPr>
-        <w:t xml:space="preserve"> · </w:t>
-      </w:r>
-      <w:proofErr w:type="spellStart"/>
-      <w:r>
-        <w:rPr>
-          <w:rFonts w:ascii="Arial" w:eastAsia="Times New Roman" w:hAnsi="Arial" w:cs="Arial"/>
-          <w:i/>
-        </w:rPr>
-        <w:t>building_density</w:t>
-      </w:r>
-      <w:proofErr w:type="spellEnd"/>
-      <w:r>
-        <w:rPr>
-          <w:rFonts w:ascii="Arial" w:eastAsia="Times New Roman" w:hAnsi="Arial" w:cs="Arial"/>
-          <w:i/>
-        </w:rPr>
-        <w:t>(</w:t>
-      </w:r>
-      <w:proofErr w:type="spellStart"/>
-      <w:r>
-        <w:rPr>
-          <w:rFonts w:ascii="Arial" w:eastAsia="Times New Roman" w:hAnsi="Arial" w:cs="Arial"/>
-          <w:i/>
-        </w:rPr>
-        <w:t>i</w:t>
-      </w:r>
-      <w:proofErr w:type="spellEnd"/>
-      <w:r>
-        <w:rPr>
-          <w:rFonts w:ascii="Arial" w:eastAsia="Times New Roman" w:hAnsi="Arial" w:cs="Arial"/>
-          <w:i/>
-        </w:rPr>
-        <w:t>)</w:t>
+        <w:t xml:space="preserve"> · building_density(i)</w:t>
       </w:r>
     </w:p>
     <w:p>
@@ -12581,23 +11160,7 @@
           <w:rFonts w:ascii="Arial" w:eastAsia="Times New Roman" w:hAnsi="Arial" w:cs="Arial"/>
           <w:i/>
         </w:rPr>
-        <w:t>(</w:t>
-      </w:r>
-      <w:proofErr w:type="spellStart"/>
-      <w:r>
-        <w:rPr>
-          <w:rFonts w:ascii="Arial" w:eastAsia="Times New Roman" w:hAnsi="Arial" w:cs="Arial"/>
-          <w:i/>
-        </w:rPr>
-        <w:t>i</w:t>
-      </w:r>
-      <w:proofErr w:type="spellEnd"/>
-      <w:r>
-        <w:rPr>
-          <w:rFonts w:ascii="Arial" w:eastAsia="Times New Roman" w:hAnsi="Arial" w:cs="Arial"/>
-          <w:i/>
-        </w:rPr>
-        <w:t xml:space="preserve">) ~ N(0, </w:t>
+        <w:t xml:space="preserve">(i) ~ N(0, </w:t>
       </w:r>
       <w:r>
         <w:rPr>
@@ -12642,23 +11205,7 @@
           <w:rFonts w:ascii="Arial" w:eastAsia="Times New Roman" w:hAnsi="Arial" w:cs="Arial"/>
           <w:i/>
         </w:rPr>
-        <w:t>(</w:t>
-      </w:r>
-      <w:proofErr w:type="spellStart"/>
-      <w:r>
-        <w:rPr>
-          <w:rFonts w:ascii="Arial" w:eastAsia="Times New Roman" w:hAnsi="Arial" w:cs="Arial"/>
-          <w:i/>
-        </w:rPr>
-        <w:t>i</w:t>
-      </w:r>
-      <w:proofErr w:type="spellEnd"/>
-      <w:r>
-        <w:rPr>
-          <w:rFonts w:ascii="Arial" w:eastAsia="Times New Roman" w:hAnsi="Arial" w:cs="Arial"/>
-          <w:i/>
-        </w:rPr>
-        <w:t xml:space="preserve">, t) the expected walking time conditional on covariates, and Tweedie parameters </w:t>
+        <w:t xml:space="preserve">(i, t) the expected walking time conditional on covariates, and Tweedie parameters </w:t>
       </w:r>
       <w:r>
         <w:rPr>
@@ -12702,128 +11249,82 @@
           <w:rFonts w:ascii="Arial" w:eastAsia="Times New Roman" w:hAnsi="Arial" w:cs="Arial"/>
           <w:lang w:val="en-US"/>
         </w:rPr>
-        <w:t xml:space="preserve">If the pre-analytic check (Step 1) yields |r| &gt; 0.40, an additional wave × </w:t>
-      </w:r>
-      <w:proofErr w:type="spellStart"/>
+        <w:t>If the pre-analytic check (Step 1) yields |r| &gt; 0.40, an additional wave × X_within term is added per weather variable for which the cutoff is exceeded</w:t>
+      </w:r>
       <w:r>
         <w:rPr>
           <w:rFonts w:ascii="Arial" w:eastAsia="Times New Roman" w:hAnsi="Arial" w:cs="Arial"/>
           <w:lang w:val="en-US"/>
         </w:rPr>
-        <w:t>X_within</w:t>
-      </w:r>
-      <w:proofErr w:type="spellEnd"/>
+        <w:t xml:space="preserve">. </w:t>
+      </w:r>
+      <w:r>
+        <w:rPr>
+          <w:rFonts w:ascii="Arial" w:eastAsia="Times New Roman" w:hAnsi="Arial" w:cs="Arial"/>
+        </w:rPr>
+        <w:t>Smooth terms s(</w:t>
+      </w:r>
       <w:r>
         <w:rPr>
           <w:rFonts w:ascii="Arial" w:eastAsia="Times New Roman" w:hAnsi="Arial" w:cs="Arial"/>
           <w:lang w:val="en-US"/>
         </w:rPr>
-        <w:t xml:space="preserve"> term is added per weather variable for which the cutoff is exceeded</w:t>
+        <w:t>·</w:t>
+      </w:r>
+      <w:r>
+        <w:rPr>
+          <w:rFonts w:ascii="Arial" w:eastAsia="Times New Roman" w:hAnsi="Arial" w:cs="Arial"/>
+        </w:rPr>
+        <w:t xml:space="preserve">) are penalized thin-plate regression </w:t>
+      </w:r>
+      <w:r>
+        <w:rPr>
+          <w:rFonts w:ascii="Arial" w:eastAsia="Times New Roman" w:hAnsi="Arial" w:cs="Arial"/>
+        </w:rPr>
+        <w:t>applied uniformly to all within-person continuous weather variables (temperature, humidity, solar radiation, wind speed, atmospheric pressure), avoiding an a priori choice of which variables are linear vs. non-linear, consistent with reports of heterogeneous and non-monotonic weather</w:t>
+      </w:r>
+      <w:r>
+        <w:rPr>
+          <w:rFonts w:ascii="Arial" w:eastAsia="Times New Roman" w:hAnsi="Arial" w:cs="Arial"/>
+        </w:rPr>
+        <w:t>-</w:t>
+      </w:r>
+      <w:r>
+        <w:rPr>
+          <w:rFonts w:ascii="Arial" w:eastAsia="Times New Roman" w:hAnsi="Arial" w:cs="Arial"/>
+        </w:rPr>
+        <w:t>activity associations across variables in the literature</w:t>
+      </w:r>
+      <w:r>
+        <w:rPr>
+          <w:rFonts w:ascii="Arial" w:eastAsia="Times New Roman" w:hAnsi="Arial" w:cs="Arial"/>
+        </w:rPr>
+        <w:t xml:space="preserve"> </w:t>
       </w:r>
       <w:r>
         <w:rPr>
           <w:rFonts w:ascii="Arial" w:eastAsia="Times New Roman" w:hAnsi="Arial" w:cs="Arial"/>
           <w:lang w:val="en-US"/>
         </w:rPr>
+        <w:t>(Aspvik et al., 2018; Klimek et al., 2022; Turrisi et al., 2021)</w:t>
+      </w:r>
+      <w:r>
+        <w:rPr>
+          <w:rFonts w:ascii="Arial" w:eastAsia="Times New Roman" w:hAnsi="Arial" w:cs="Arial"/>
+        </w:rPr>
         <w:t xml:space="preserve">. </w:t>
       </w:r>
       <w:r>
         <w:rPr>
           <w:rFonts w:ascii="Arial" w:eastAsia="Times New Roman" w:hAnsi="Arial" w:cs="Arial"/>
         </w:rPr>
-        <w:t>Smooth terms s(</w:t>
-      </w:r>
-      <w:r>
-        <w:rPr>
-          <w:rFonts w:ascii="Arial" w:eastAsia="Times New Roman" w:hAnsi="Arial" w:cs="Arial"/>
-          <w:lang w:val="en-US"/>
-        </w:rPr>
-        <w:t>·</w:t>
-      </w:r>
-      <w:r>
-        <w:rPr>
-          <w:rFonts w:ascii="Arial" w:eastAsia="Times New Roman" w:hAnsi="Arial" w:cs="Arial"/>
-        </w:rPr>
-        <w:t xml:space="preserve">) are penalized thin-plate regression </w:t>
-      </w:r>
-      <w:r>
-        <w:rPr>
-          <w:rFonts w:ascii="Arial" w:eastAsia="Times New Roman" w:hAnsi="Arial" w:cs="Arial"/>
-        </w:rPr>
-        <w:t>applied uniformly to all within-person continuous weather variables (temperature, humidity, solar radiation, wind speed, atmospheric pressure), avoiding an a priori choice of which variables are linear vs. non-linear, consistent with reports of heterogeneous and non-monotonic weather</w:t>
-      </w:r>
-      <w:r>
-        <w:rPr>
-          <w:rFonts w:ascii="Arial" w:eastAsia="Times New Roman" w:hAnsi="Arial" w:cs="Arial"/>
-        </w:rPr>
-        <w:t>-</w:t>
-      </w:r>
-      <w:r>
-        <w:rPr>
-          <w:rFonts w:ascii="Arial" w:eastAsia="Times New Roman" w:hAnsi="Arial" w:cs="Arial"/>
-        </w:rPr>
-        <w:t>activity associations across variables in the literature</w:t>
-      </w:r>
-      <w:r>
-        <w:rPr>
-          <w:rFonts w:ascii="Arial" w:eastAsia="Times New Roman" w:hAnsi="Arial" w:cs="Arial"/>
-        </w:rPr>
-        <w:t xml:space="preserve"> </w:t>
-      </w:r>
-      <w:r>
-        <w:rPr>
-          <w:rFonts w:ascii="Arial" w:eastAsia="Times New Roman" w:hAnsi="Arial" w:cs="Arial"/>
-          <w:lang w:val="en-US"/>
-        </w:rPr>
-        <w:t>(</w:t>
-      </w:r>
-      <w:proofErr w:type="spellStart"/>
-      <w:r>
-        <w:rPr>
-          <w:rFonts w:ascii="Arial" w:eastAsia="Times New Roman" w:hAnsi="Arial" w:cs="Arial"/>
-          <w:lang w:val="en-US"/>
-        </w:rPr>
-        <w:t>Aspvik</w:t>
-      </w:r>
-      <w:proofErr w:type="spellEnd"/>
-      <w:r>
-        <w:rPr>
-          <w:rFonts w:ascii="Arial" w:eastAsia="Times New Roman" w:hAnsi="Arial" w:cs="Arial"/>
-          <w:lang w:val="en-US"/>
-        </w:rPr>
-        <w:t xml:space="preserve"> et al., 2018; Klimek et al., 2022; Turrisi et al., 2021)</w:t>
-      </w:r>
-      <w:r>
-        <w:rPr>
-          <w:rFonts w:ascii="Arial" w:eastAsia="Times New Roman" w:hAnsi="Arial" w:cs="Arial"/>
-        </w:rPr>
-        <w:t xml:space="preserve">. </w:t>
-      </w:r>
-      <w:r>
-        <w:rPr>
-          <w:rFonts w:ascii="Arial" w:eastAsia="Times New Roman" w:hAnsi="Arial" w:cs="Arial"/>
-        </w:rPr>
         <w:t>P</w:t>
       </w:r>
       <w:r>
         <w:rPr>
           <w:rFonts w:ascii="Arial" w:eastAsia="Times New Roman" w:hAnsi="Arial" w:cs="Arial"/>
         </w:rPr>
-        <w:t xml:space="preserve">recipitation is the only weather variable entering linearly, since it is binarized for both the within- and between-person </w:t>
-      </w:r>
-      <w:proofErr w:type="spellStart"/>
-      <w:r>
-        <w:rPr>
-          <w:rFonts w:ascii="Arial" w:eastAsia="Times New Roman" w:hAnsi="Arial" w:cs="Arial"/>
-        </w:rPr>
-        <w:t>Mundlak</w:t>
-      </w:r>
-      <w:proofErr w:type="spellEnd"/>
-      <w:r>
-        <w:rPr>
-          <w:rFonts w:ascii="Arial" w:eastAsia="Times New Roman" w:hAnsi="Arial" w:cs="Arial"/>
-        </w:rPr>
-        <w:t xml:space="preserve"> components.</w:t>
+        <w:t>recipitation is the only weather variable entering linearly, since it is binarized for both the within- and between-person Mundlak components.</w:t>
       </w:r>
       <w:r>
         <w:rPr>
@@ -12950,21 +11451,7 @@
         <w:rPr>
           <w:rFonts w:ascii="Arial" w:eastAsia="Times New Roman" w:hAnsi="Arial" w:cs="Arial"/>
         </w:rPr>
-        <w:t xml:space="preserve">shrinking the coefficients of the </w:t>
-      </w:r>
-      <w:proofErr w:type="spellStart"/>
-      <w:r>
-        <w:rPr>
-          <w:rFonts w:ascii="Arial" w:eastAsia="Times New Roman" w:hAnsi="Arial" w:cs="Arial"/>
-        </w:rPr>
-        <w:t>basis</w:t>
-      </w:r>
-      <w:proofErr w:type="spellEnd"/>
-      <w:r>
-        <w:rPr>
-          <w:rFonts w:ascii="Arial" w:eastAsia="Times New Roman" w:hAnsi="Arial" w:cs="Arial"/>
-        </w:rPr>
-        <w:t xml:space="preserve"> functions towards zero</w:t>
+        <w:t>shrinking the coefficients of the basis functions towards zero</w:t>
       </w:r>
       <w:r>
         <w:rPr>
@@ -13165,21 +11652,7 @@
         <w:rPr>
           <w:rFonts w:ascii="Arial" w:eastAsia="Times New Roman" w:hAnsi="Arial" w:cs="Arial"/>
         </w:rPr>
-        <w:t xml:space="preserve">) and </w:t>
-      </w:r>
-      <w:proofErr w:type="spellStart"/>
-      <w:r>
-        <w:rPr>
-          <w:rFonts w:ascii="Arial" w:eastAsia="Times New Roman" w:hAnsi="Arial" w:cs="Arial"/>
-        </w:rPr>
-        <w:t>Mundlak</w:t>
-      </w:r>
-      <w:proofErr w:type="spellEnd"/>
-      <w:r>
-        <w:rPr>
-          <w:rFonts w:ascii="Arial" w:eastAsia="Times New Roman" w:hAnsi="Arial" w:cs="Arial"/>
-        </w:rPr>
-        <w:t xml:space="preserve">-decomposed at the day level. Comparison metrics are the within-component and between-component effect estimates, the joint </w:t>
+        <w:t xml:space="preserve">) and Mundlak-decomposed at the day level. Comparison metrics are the within-component and between-component effect estimates, the joint </w:t>
       </w:r>
       <w:r>
         <w:rPr>
@@ -13267,21 +11740,7 @@
         <w:rPr>
           <w:rFonts w:ascii="Arial" w:eastAsia="Times New Roman" w:hAnsi="Arial" w:cs="Arial"/>
         </w:rPr>
-        <w:t xml:space="preserve">Because temperature and relative humidity are the two strongest and mutually correlated </w:t>
-      </w:r>
-      <w:proofErr w:type="spellStart"/>
-      <w:r>
-        <w:rPr>
-          <w:rFonts w:ascii="Arial" w:eastAsia="Times New Roman" w:hAnsi="Arial" w:cs="Arial"/>
-        </w:rPr>
-        <w:t>within</w:t>
-      </w:r>
-      <w:proofErr w:type="spellEnd"/>
-      <w:r>
-        <w:rPr>
-          <w:rFonts w:ascii="Arial" w:eastAsia="Times New Roman" w:hAnsi="Arial" w:cs="Arial"/>
-        </w:rPr>
-        <w:t>-person predictors, they are varied jointly along their empirically observed co-variation path rather than independently.</w:t>
+        <w:t>Because temperature and relative humidity are the two strongest and mutually correlated within-person predictors, they are varied jointly along their empirically observed co-variation path rather than independently.</w:t>
       </w:r>
       <w:r>
         <w:rPr>
@@ -13347,21 +11806,7 @@
         <w:rPr>
           <w:rFonts w:ascii="Arial" w:eastAsia="Times New Roman" w:hAnsi="Arial" w:cs="Arial"/>
         </w:rPr>
-        <w:t xml:space="preserve">All remaining covariates are fixed at their sample mean or </w:t>
-      </w:r>
-      <w:proofErr w:type="spellStart"/>
-      <w:r>
-        <w:rPr>
-          <w:rFonts w:ascii="Arial" w:eastAsia="Times New Roman" w:hAnsi="Arial" w:cs="Arial"/>
-        </w:rPr>
-        <w:t>modal</w:t>
-      </w:r>
-      <w:proofErr w:type="spellEnd"/>
-      <w:r>
-        <w:rPr>
-          <w:rFonts w:ascii="Arial" w:eastAsia="Times New Roman" w:hAnsi="Arial" w:cs="Arial"/>
-        </w:rPr>
-        <w:t xml:space="preserve"> values, and person-level random effects are set to zero, yielding marginal population-average predictions with 95% confidence intervals</w:t>
+        <w:t>All remaining covariates are fixed at their sample mean or modal values, and person-level random effects are set to zero, yielding marginal population-average predictions with 95% confidence intervals</w:t>
       </w:r>
       <w:r>
         <w:rPr>
@@ -13429,21 +11874,7 @@
         <w:rPr>
           <w:rFonts w:ascii="Arial" w:eastAsia="Times New Roman" w:hAnsi="Arial" w:cs="Arial"/>
         </w:rPr>
-        <w:t xml:space="preserve">Walking time at the day-phase level is zero-inflated, and a hurdle decomposition isolates two </w:t>
-      </w:r>
-      <w:proofErr w:type="spellStart"/>
-      <w:r>
-        <w:rPr>
-          <w:rFonts w:ascii="Arial" w:eastAsia="Times New Roman" w:hAnsi="Arial" w:cs="Arial"/>
-        </w:rPr>
-        <w:t>behavioral</w:t>
-      </w:r>
-      <w:proofErr w:type="spellEnd"/>
-      <w:r>
-        <w:rPr>
-          <w:rFonts w:ascii="Arial" w:eastAsia="Times New Roman" w:hAnsi="Arial" w:cs="Arial"/>
-        </w:rPr>
-        <w:t xml:space="preserve"> processes: the decision to walk in a given day phase (Stage 1) and the duration of walking conditional on walking (Stage 2)</w:t>
+        <w:t>Walking time at the day-phase level is zero-inflated, and a hurdle decomposition isolates two behavioral processes: the decision to walk in a given day phase (Stage 1) and the duration of walking conditional on walking (Stage 2)</w:t>
       </w:r>
       <w:r>
         <w:rPr>
@@ -13455,21 +11886,7 @@
         <w:rPr>
           <w:rFonts w:ascii="Arial" w:eastAsia="Times New Roman" w:hAnsi="Arial" w:cs="Arial"/>
         </w:rPr>
-        <w:t xml:space="preserve">. Both stages use the same predictor set as the primary GAMM (with the same </w:t>
-      </w:r>
-      <w:proofErr w:type="spellStart"/>
-      <w:r>
-        <w:rPr>
-          <w:rFonts w:ascii="Arial" w:eastAsia="Times New Roman" w:hAnsi="Arial" w:cs="Arial"/>
-        </w:rPr>
-        <w:t>Mundlak</w:t>
-      </w:r>
-      <w:proofErr w:type="spellEnd"/>
-      <w:r>
-        <w:rPr>
-          <w:rFonts w:ascii="Arial" w:eastAsia="Times New Roman" w:hAnsi="Arial" w:cs="Arial"/>
-        </w:rPr>
-        <w:t xml:space="preserve"> decomposition for weather variables) and are fit as GAMMs with person random intercepts.</w:t>
+        <w:t>. Both stages use the same predictor set as the primary GAMM (with the same Mundlak decomposition for weather variables) and are fit as GAMMs with person random intercepts.</w:t>
       </w:r>
       <w:r>
         <w:rPr>
@@ -13499,21 +11916,7 @@
         <w:rPr>
           <w:rFonts w:ascii="Arial" w:eastAsia="Times New Roman" w:hAnsi="Arial" w:cs="Arial"/>
         </w:rPr>
-        <w:t>Stage 1: Logistic GAMM for P(</w:t>
-      </w:r>
-      <w:proofErr w:type="spellStart"/>
-      <w:r>
-        <w:rPr>
-          <w:rFonts w:ascii="Arial" w:eastAsia="Times New Roman" w:hAnsi="Arial" w:cs="Arial"/>
-        </w:rPr>
-        <w:t>walking_time</w:t>
-      </w:r>
-      <w:proofErr w:type="spellEnd"/>
-      <w:r>
-        <w:rPr>
-          <w:rFonts w:ascii="Arial" w:eastAsia="Times New Roman" w:hAnsi="Arial" w:cs="Arial"/>
-        </w:rPr>
-        <w:t xml:space="preserve"> &gt; 0).</w:t>
+        <w:t>Stage 1: Logistic GAMM for P(walking_time &gt; 0).</w:t>
       </w:r>
     </w:p>
     <w:p>
@@ -13531,35 +11934,7 @@
         <w:rPr>
           <w:rFonts w:ascii="Arial" w:eastAsia="Times New Roman" w:hAnsi="Arial" w:cs="Arial"/>
         </w:rPr>
-        <w:t>Stage 2: Gamma GAMM with log link for E(</w:t>
-      </w:r>
-      <w:proofErr w:type="spellStart"/>
-      <w:r>
-        <w:rPr>
-          <w:rFonts w:ascii="Arial" w:eastAsia="Times New Roman" w:hAnsi="Arial" w:cs="Arial"/>
-        </w:rPr>
-        <w:t>walking_time</w:t>
-      </w:r>
-      <w:proofErr w:type="spellEnd"/>
-      <w:r>
-        <w:rPr>
-          <w:rFonts w:ascii="Arial" w:eastAsia="Times New Roman" w:hAnsi="Arial" w:cs="Arial"/>
-        </w:rPr>
-        <w:t xml:space="preserve"> | </w:t>
-      </w:r>
-      <w:proofErr w:type="spellStart"/>
-      <w:r>
-        <w:rPr>
-          <w:rFonts w:ascii="Arial" w:eastAsia="Times New Roman" w:hAnsi="Arial" w:cs="Arial"/>
-        </w:rPr>
-        <w:t>walking_time</w:t>
-      </w:r>
-      <w:proofErr w:type="spellEnd"/>
-      <w:r>
-        <w:rPr>
-          <w:rFonts w:ascii="Arial" w:eastAsia="Times New Roman" w:hAnsi="Arial" w:cs="Arial"/>
-        </w:rPr>
-        <w:t xml:space="preserve"> &gt; 0).</w:t>
+        <w:t>Stage 2: Gamma GAMM with log link for E(walking_time | walking_time &gt; 0).</w:t>
       </w:r>
     </w:p>
     <w:p>
@@ -13573,21 +11948,7 @@
         <w:rPr>
           <w:rFonts w:ascii="Arial" w:eastAsia="Times New Roman" w:hAnsi="Arial" w:cs="Arial"/>
         </w:rPr>
-        <w:t xml:space="preserve">This model is implemented because it provides interpretable </w:t>
-      </w:r>
-      <w:proofErr w:type="spellStart"/>
-      <w:r>
-        <w:rPr>
-          <w:rFonts w:ascii="Arial" w:eastAsia="Times New Roman" w:hAnsi="Arial" w:cs="Arial"/>
-        </w:rPr>
-        <w:t>behavioral</w:t>
-      </w:r>
-      <w:proofErr w:type="spellEnd"/>
-      <w:r>
-        <w:rPr>
-          <w:rFonts w:ascii="Arial" w:eastAsia="Times New Roman" w:hAnsi="Arial" w:cs="Arial"/>
-        </w:rPr>
-        <w:t xml:space="preserve"> decomposition that the unified Tweedie GAMM does not</w:t>
+        <w:t>This model is implemented because it provides interpretable behavioral decomposition that the unified Tweedie GAMM does not</w:t>
       </w:r>
       <w:r>
         <w:rPr>
@@ -13650,16 +12011,8 @@
         <w:rPr>
           <w:rFonts w:ascii="Arial" w:eastAsia="Times New Roman" w:hAnsi="Arial" w:cs="Arial"/>
         </w:rPr>
-        <w:t xml:space="preserve"> (</w:t>
-      </w:r>
-      <w:proofErr w:type="spellStart"/>
-      <w:r>
-        <w:rPr>
-          <w:rFonts w:ascii="Arial" w:eastAsia="Times New Roman" w:hAnsi="Arial" w:cs="Arial"/>
-        </w:rPr>
-        <w:t>GPBoost</w:t>
-      </w:r>
-      <w:proofErr w:type="spellEnd"/>
+        <w:t xml:space="preserve"> (GPBoost</w:t>
+      </w:r>
       <w:r>
         <w:rPr>
           <w:rFonts w:ascii="Arial" w:eastAsia="Times New Roman" w:hAnsi="Arial" w:cs="Arial"/>
@@ -13688,21 +12041,7 @@
         <w:rPr>
           <w:rFonts w:ascii="Arial" w:eastAsia="Times New Roman" w:hAnsi="Arial" w:cs="Arial"/>
         </w:rPr>
-        <w:t xml:space="preserve">The same predictor set as the primary GAMM is used, including the </w:t>
-      </w:r>
-      <w:proofErr w:type="spellStart"/>
-      <w:r>
-        <w:rPr>
-          <w:rFonts w:ascii="Arial" w:eastAsia="Times New Roman" w:hAnsi="Arial" w:cs="Arial"/>
-        </w:rPr>
-        <w:t>Mundlak</w:t>
-      </w:r>
-      <w:proofErr w:type="spellEnd"/>
-      <w:r>
-        <w:rPr>
-          <w:rFonts w:ascii="Arial" w:eastAsia="Times New Roman" w:hAnsi="Arial" w:cs="Arial"/>
-        </w:rPr>
-        <w:t xml:space="preserve"> decomposition into within-person and between-person components. Unlike the GAMM, the tree ensemble receives both components as ordinary features without a functional-form restriction. The raw weather series is excluded, because it is the exact sum of the two components and would introduce perfect collinearity among the features, which distorts SHAP attributions.</w:t>
+        <w:t>The same predictor set as the primary GAMM is used, including the Mundlak decomposition into within-person and between-person components. Unlike the GAMM, the tree ensemble receives both components as ordinary features without a functional-form restriction. The raw weather series is excluded, because it is the exact sum of the two components and would introduce perfect collinearity among the features, which distorts SHAP attributions.</w:t>
       </w:r>
       <w:r>
         <w:rPr>
@@ -13891,76 +12230,14 @@
         <w:rPr>
           <w:rFonts w:ascii="Arial" w:eastAsia="Times New Roman" w:hAnsi="Arial" w:cs="Arial"/>
         </w:rPr>
-        <w:t xml:space="preserve">5) with </w:t>
-      </w:r>
-      <w:proofErr w:type="spellStart"/>
-      <w:r>
-        <w:rPr>
-          <w:rFonts w:ascii="Arial" w:eastAsia="Times New Roman" w:hAnsi="Arial" w:cs="Arial"/>
-        </w:rPr>
-        <w:t>person_id</w:t>
-      </w:r>
-      <w:proofErr w:type="spellEnd"/>
-      <w:r>
-        <w:rPr>
-          <w:rFonts w:ascii="Arial" w:eastAsia="Times New Roman" w:hAnsi="Arial" w:cs="Arial"/>
-        </w:rPr>
-        <w:t xml:space="preserve"> as the grouping variable. Whole persons appear in either training or test fold, never both. </w:t>
+        <w:t xml:space="preserve">5) with person_id as the grouping variable. Whole persons appear in either training or test fold, never both. </w:t>
       </w:r>
       <w:r>
         <w:rPr>
           <w:rFonts w:ascii="Arial" w:eastAsia="Times New Roman" w:hAnsi="Arial" w:cs="Arial"/>
           <w:lang w:val="de-DE"/>
         </w:rPr>
-        <w:t xml:space="preserve">This </w:t>
-      </w:r>
-      <w:proofErr w:type="spellStart"/>
-      <w:r>
-        <w:rPr>
-          <w:rFonts w:ascii="Arial" w:eastAsia="Times New Roman" w:hAnsi="Arial" w:cs="Arial"/>
-          <w:lang w:val="de-DE"/>
-        </w:rPr>
-        <w:t>estimates</w:t>
-      </w:r>
-      <w:proofErr w:type="spellEnd"/>
-      <w:r>
-        <w:rPr>
-          <w:rFonts w:ascii="Arial" w:eastAsia="Times New Roman" w:hAnsi="Arial" w:cs="Arial"/>
-          <w:lang w:val="de-DE"/>
-        </w:rPr>
-        <w:t xml:space="preserve"> </w:t>
-      </w:r>
-      <w:proofErr w:type="spellStart"/>
-      <w:r>
-        <w:rPr>
-          <w:rFonts w:ascii="Arial" w:eastAsia="Times New Roman" w:hAnsi="Arial" w:cs="Arial"/>
-          <w:lang w:val="de-DE"/>
-        </w:rPr>
-        <w:t>between</w:t>
-      </w:r>
-      <w:proofErr w:type="spellEnd"/>
-      <w:r>
-        <w:rPr>
-          <w:rFonts w:ascii="Arial" w:eastAsia="Times New Roman" w:hAnsi="Arial" w:cs="Arial"/>
-          <w:lang w:val="de-DE"/>
-        </w:rPr>
-        <w:t xml:space="preserve">-person </w:t>
-      </w:r>
-      <w:proofErr w:type="spellStart"/>
-      <w:r>
-        <w:rPr>
-          <w:rFonts w:ascii="Arial" w:eastAsia="Times New Roman" w:hAnsi="Arial" w:cs="Arial"/>
-          <w:lang w:val="de-DE"/>
-        </w:rPr>
-        <w:t>generalization</w:t>
-      </w:r>
-      <w:proofErr w:type="spellEnd"/>
-      <w:r>
-        <w:rPr>
-          <w:rFonts w:ascii="Arial" w:eastAsia="Times New Roman" w:hAnsi="Arial" w:cs="Arial"/>
-          <w:lang w:val="de-DE"/>
-        </w:rPr>
-        <w:t>.</w:t>
+        <w:t>This estimates between-person generalization.</w:t>
       </w:r>
     </w:p>
     <w:p>
@@ -13978,16 +12255,8 @@
         <w:rPr>
           <w:rFonts w:ascii="Arial" w:eastAsia="Times New Roman" w:hAnsi="Arial" w:cs="Arial"/>
         </w:rPr>
-        <w:t xml:space="preserve">Inner split (for tuned models only, </w:t>
-      </w:r>
-      <w:proofErr w:type="spellStart"/>
-      <w:r>
-        <w:rPr>
-          <w:rFonts w:ascii="Arial" w:eastAsia="Times New Roman" w:hAnsi="Arial" w:cs="Arial"/>
-        </w:rPr>
-        <w:t>GPBoost</w:t>
-      </w:r>
-      <w:proofErr w:type="spellEnd"/>
+        <w:t>Inner split (for tuned models only, GPBoost</w:t>
+      </w:r>
       <w:r>
         <w:rPr>
           <w:rFonts w:ascii="Arial" w:eastAsia="Times New Roman" w:hAnsi="Arial" w:cs="Arial"/>
@@ -14188,17 +12457,8 @@
           <w:rFonts w:ascii="Arial" w:eastAsia="Times New Roman" w:hAnsi="Arial" w:cs="Arial"/>
           <w:u w:val="single"/>
         </w:rPr>
-        <w:t xml:space="preserve">luster </w:t>
-      </w:r>
-      <w:proofErr w:type="spellStart"/>
-      <w:r>
-        <w:rPr>
-          <w:rFonts w:ascii="Arial" w:eastAsia="Times New Roman" w:hAnsi="Arial" w:cs="Arial"/>
-          <w:u w:val="single"/>
-        </w:rPr>
-        <w:t>Boostrap</w:t>
-      </w:r>
-      <w:proofErr w:type="spellEnd"/>
+        <w:t>luster Boostrap</w:t>
+      </w:r>
     </w:p>
     <w:p>
       <w:pPr>
@@ -14217,21 +12477,7 @@
         <w:rPr>
           <w:rFonts w:ascii="Arial" w:eastAsia="Times New Roman" w:hAnsi="Arial" w:cs="Arial"/>
         </w:rPr>
-        <w:t xml:space="preserve">o assess the stability of the estimated within-person smooth terms across the sampled persons, a person-cluster bootstrap is conducted (Cameron, Gelbach &amp; Miller, 2008; Efron &amp; </w:t>
-      </w:r>
-      <w:proofErr w:type="spellStart"/>
-      <w:r>
-        <w:rPr>
-          <w:rFonts w:ascii="Arial" w:eastAsia="Times New Roman" w:hAnsi="Arial" w:cs="Arial"/>
-        </w:rPr>
-        <w:t>Tibshirani</w:t>
-      </w:r>
-      <w:proofErr w:type="spellEnd"/>
-      <w:r>
-        <w:rPr>
-          <w:rFonts w:ascii="Arial" w:eastAsia="Times New Roman" w:hAnsi="Arial" w:cs="Arial"/>
-        </w:rPr>
-        <w:t>, 1993). Persons are resampled with replacement, B = 100 replicates are drawn, and the primary GAMM is refitted on each replicate. For each weather smooth, the distribution of the effective degrees of freedom and of the effect range across replicates is summarised by its mean and its 2.5th and 97.5th percentiles, yielding a bootstrap confidence interval that indicates whether a non-linear, non-zero effect persists across different person compositions.</w:t>
+        <w:t>o assess the stability of the estimated within-person smooth terms across the sampled persons, a person-cluster bootstrap is conducted (Cameron, Gelbach &amp; Miller, 2008; Efron &amp; Tibshirani, 1993). Persons are resampled with replacement, B = 100 replicates are drawn, and the primary GAMM is refitted on each replicate. For each weather smooth, the distribution of the effective degrees of freedom and of the effect range across replicates is summarised by its mean and its 2.5th and 97.5th percentiles, yielding a bootstrap confidence interval that indicates whether a non-linear, non-zero effect persists across different person compositions.</w:t>
       </w:r>
     </w:p>
     <w:p>
@@ -14334,25 +12580,7 @@
           <w:sz w:val="24"/>
           <w:szCs w:val="24"/>
         </w:rPr>
-        <w:t>yclical time encoding depends on the model family. In GAMM-based analyses (primary, aggregation comparator, hurdle), month is modeled as a cyclic cubic regression spline, ensuring continuity at the year boundary while allowing the data to determine the seasonal shape. In tree-based analyses (</w:t>
-      </w:r>
-      <w:proofErr w:type="spellStart"/>
-      <w:r>
-        <w:rPr>
-          <w:rFonts w:ascii="Arial" w:hAnsi="Arial" w:cs="Arial"/>
-          <w:sz w:val="24"/>
-          <w:szCs w:val="24"/>
-        </w:rPr>
-        <w:t>GPBoost</w:t>
-      </w:r>
-      <w:proofErr w:type="spellEnd"/>
-      <w:r>
-        <w:rPr>
-          <w:rFonts w:ascii="Arial" w:hAnsi="Arial" w:cs="Arial"/>
-          <w:sz w:val="24"/>
-          <w:szCs w:val="24"/>
-        </w:rPr>
-        <w:t>), month is encoded via sine and cosine transformations of (month × 2π/12), which preserves cyclicality in a representation that tree splits can exploit</w:t>
+        <w:t>yclical time encoding depends on the model family. In GAMM-based analyses (primary, aggregation comparator, hurdle), month is modeled as a cyclic cubic regression spline, ensuring continuity at the year boundary while allowing the data to determine the seasonal shape. In tree-based analyses (GPBoost), month is encoded via sine and cosine transformations of (month × 2π/12), which preserves cyclicality in a representation that tree splits can exploit</w:t>
       </w:r>
       <w:r>
         <w:rPr>
@@ -14410,25 +12638,7 @@
           <w:i/>
           <w:iCs w:val="0"/>
         </w:rPr>
-        <w:t xml:space="preserve"> use (e.g. p-values, bayes factors, specific model fit indices), as well as cut-off criterion, where appropriate. Will you be using one or two tailed tests for each of your analyses? If you are comparing multiple conditions or testing multiple hypotheses, will </w:t>
-      </w:r>
-      <w:proofErr w:type="spellStart"/>
-      <w:r>
-        <w:rPr>
-          <w:rFonts w:ascii="Arial" w:hAnsi="Arial" w:cs="Arial"/>
-          <w:i/>
-          <w:iCs w:val="0"/>
-        </w:rPr>
-        <w:t>you</w:t>
-      </w:r>
-      <w:proofErr w:type="spellEnd"/>
-      <w:r>
-        <w:rPr>
-          <w:rFonts w:ascii="Arial" w:hAnsi="Arial" w:cs="Arial"/>
-          <w:i/>
-          <w:iCs w:val="0"/>
-        </w:rPr>
-        <w:t xml:space="preserve"> account for this?</w:t>
+        <w:t xml:space="preserve"> use (e.g. p-values, bayes factors, specific model fit indices), as well as cut-off criterion, where appropriate. Will you be using one or two tailed tests for each of your analyses? If you are comparing multiple conditions or testing multiple hypotheses, will you account for this?</w:t>
       </w:r>
     </w:p>
     <w:p>
@@ -14507,29 +12717,7 @@
           <w:szCs w:val="24"/>
           <w:lang w:val="en-GB" w:eastAsia="en-GB"/>
         </w:rPr>
-        <w:t xml:space="preserve">Every nested comparison, that is a full model against its corresponding no-weather model, is estimated on a single complete-case sample defined by the covariate set of the larger model, so that the two models being compared are fitted to an identical set of observations. The same complete-case sample is used across model families, so that the descriptive performance comparison between the GAMM, the hurdle GAMM and </w:t>
-      </w:r>
-      <w:proofErr w:type="spellStart"/>
-      <w:r>
-        <w:rPr>
-          <w:rFonts w:ascii="Arial" w:eastAsia="Times New Roman" w:hAnsi="Arial" w:cs="Arial"/>
-          <w:iCs/>
-          <w:sz w:val="24"/>
-          <w:szCs w:val="24"/>
-          <w:lang w:val="en-GB" w:eastAsia="en-GB"/>
-        </w:rPr>
-        <w:t>GPBoost</w:t>
-      </w:r>
-      <w:proofErr w:type="spellEnd"/>
-      <w:r>
-        <w:rPr>
-          <w:rFonts w:ascii="Arial" w:eastAsia="Times New Roman" w:hAnsi="Arial" w:cs="Arial"/>
-          <w:iCs/>
-          <w:sz w:val="24"/>
-          <w:szCs w:val="24"/>
-          <w:lang w:val="en-GB" w:eastAsia="en-GB"/>
-        </w:rPr>
-        <w:t xml:space="preserve"> refers to identical data.</w:t>
+        <w:t>Every nested comparison, that is a full model against its corresponding no-weather model, is estimated on a single complete-case sample defined by the covariate set of the larger model, so that the two models being compared are fitted to an identical set of observations. The same complete-case sample is used across model families, so that the descriptive performance comparison between the GAMM, the hurdle GAMM and GPBoost refers to identical data.</w:t>
       </w:r>
     </w:p>
     <w:p>
@@ -15139,21 +13327,7 @@
         <w:rPr>
           <w:rFonts w:ascii="Arial" w:hAnsi="Arial" w:cs="Arial"/>
         </w:rPr>
-        <w:t xml:space="preserve">exploratory and </w:t>
-      </w:r>
-      <w:proofErr w:type="spellStart"/>
-      <w:r>
-        <w:rPr>
-          <w:rFonts w:ascii="Arial" w:hAnsi="Arial" w:cs="Arial"/>
-        </w:rPr>
-        <w:t>labeled</w:t>
-      </w:r>
-      <w:proofErr w:type="spellEnd"/>
-      <w:r>
-        <w:rPr>
-          <w:rFonts w:ascii="Arial" w:hAnsi="Arial" w:cs="Arial"/>
-        </w:rPr>
-        <w:t xml:space="preserve"> as such in the report:</w:t>
+        <w:t>exploratory and labeled as such in the report:</w:t>
       </w:r>
     </w:p>
     <w:p>
@@ -15214,37 +13388,21 @@
           <w:rFonts w:ascii="Arial" w:hAnsi="Arial" w:cs="Arial"/>
           <w:lang w:val="en-US"/>
         </w:rPr>
-        <w:t>. Comparison of the resulting smooth functions with those from the full model allows assessment of whether the conditional (</w:t>
-      </w:r>
-      <w:proofErr w:type="spellStart"/>
+        <w:t>. Comparison of the resulting smooth functions with those from the full model allows assessment of whether the conditional (partial</w:t>
+      </w:r>
       <w:r>
         <w:rPr>
           <w:rFonts w:ascii="Arial" w:hAnsi="Arial" w:cs="Arial"/>
           <w:lang w:val="en-US"/>
         </w:rPr>
-        <w:t>partial</w:t>
+        <w:t>is</w:t>
       </w:r>
       <w:r>
         <w:rPr>
           <w:rFonts w:ascii="Arial" w:hAnsi="Arial" w:cs="Arial"/>
           <w:lang w:val="en-US"/>
         </w:rPr>
-        <w:t>is</w:t>
-      </w:r>
-      <w:r>
-        <w:rPr>
-          <w:rFonts w:ascii="Arial" w:hAnsi="Arial" w:cs="Arial"/>
-          <w:lang w:val="en-US"/>
-        </w:rPr>
-        <w:t>ed</w:t>
-      </w:r>
-      <w:proofErr w:type="spellEnd"/>
-      <w:r>
-        <w:rPr>
-          <w:rFonts w:ascii="Arial" w:hAnsi="Arial" w:cs="Arial"/>
-          <w:lang w:val="en-US"/>
-        </w:rPr>
-        <w:t>) effects estimated in the primary model substantively differ from the unconditional effects.</w:t>
+        <w:t>ed) effects estimated in the primary model substantively differ from the unconditional effects.</w:t>
       </w:r>
     </w:p>
     <w:p>
@@ -15699,27 +13857,7 @@
           <w:szCs w:val="24"/>
           <w:lang w:val="en-GB"/>
         </w:rPr>
-        <w:t xml:space="preserve">Precipitation binarized as wet versus dry for both </w:t>
-      </w:r>
-      <w:proofErr w:type="spellStart"/>
-      <w:r>
-        <w:rPr>
-          <w:rFonts w:ascii="Arial" w:eastAsia="Times New Roman" w:hAnsi="Arial" w:cs="Arial"/>
-          <w:sz w:val="24"/>
-          <w:szCs w:val="24"/>
-          <w:lang w:val="en-GB"/>
-        </w:rPr>
-        <w:t>Mundlak</w:t>
-      </w:r>
-      <w:proofErr w:type="spellEnd"/>
-      <w:r>
-        <w:rPr>
-          <w:rFonts w:ascii="Arial" w:eastAsia="Times New Roman" w:hAnsi="Arial" w:cs="Arial"/>
-          <w:sz w:val="24"/>
-          <w:szCs w:val="24"/>
-          <w:lang w:val="en-GB"/>
-        </w:rPr>
-        <w:t xml:space="preserve"> components, replacing the</w:t>
+        <w:t>Precipitation binarized as wet versus dry for both Mundlak components, replacing the</w:t>
       </w:r>
       <w:r>
         <w:rPr>
@@ -15889,6 +14027,115 @@
           <w:lang w:val="en-GB"/>
         </w:rPr>
         <w:t>Detrending set to a simpler empirical cell mean rather GAM in previous versions (August 2026)</w:t>
+      </w:r>
+    </w:p>
+    <w:p>
+      <w:pPr>
+        <w:widowControl/>
+        <w:spacing w:before="120" w:after="160" w:line="259" w:lineRule="auto"/>
+        <w:jc w:val="both"/>
+        <w:rPr>
+          <w:rFonts w:ascii="Arial" w:eastAsia="Times New Roman" w:hAnsi="Arial" w:cs="Arial"/>
+          <w:sz w:val="24"/>
+          <w:szCs w:val="24"/>
+          <w:lang w:val="en-GB"/>
+        </w:rPr>
+      </w:pPr>
+      <w:r>
+        <w:rPr>
+          <w:rFonts w:ascii="Arial" w:eastAsia="Times New Roman" w:hAnsi="Arial" w:cs="Arial"/>
+          <w:sz w:val="24"/>
+          <w:szCs w:val="24"/>
+          <w:lang w:val="en-GB"/>
+        </w:rPr>
+        <w:t xml:space="preserve">Concurvity of the smooth terms added as collinearity diagnostic </w:t>
+      </w:r>
+      <w:r>
+        <w:rPr>
+          <w:rFonts w:ascii="Arial" w:eastAsia="Times New Roman" w:hAnsi="Arial" w:cs="Arial"/>
+          <w:sz w:val="24"/>
+          <w:szCs w:val="24"/>
+          <w:lang w:val="en-GB"/>
+        </w:rPr>
+        <w:t>alongside the correlation matrix specified in 4.1 Step 2</w:t>
+      </w:r>
+    </w:p>
+    <w:p>
+      <w:pPr>
+        <w:widowControl/>
+        <w:spacing w:before="120" w:after="160" w:line="259" w:lineRule="auto"/>
+        <w:jc w:val="both"/>
+        <w:rPr>
+          <w:rFonts w:ascii="Arial" w:eastAsia="Times New Roman" w:hAnsi="Arial" w:cs="Arial"/>
+          <w:sz w:val="24"/>
+          <w:szCs w:val="24"/>
+          <w:lang w:val="en-GB"/>
+        </w:rPr>
+      </w:pPr>
+      <w:r>
+        <w:rPr>
+          <w:rFonts w:ascii="Arial" w:eastAsia="Times New Roman" w:hAnsi="Arial" w:cs="Arial"/>
+          <w:sz w:val="24"/>
+          <w:szCs w:val="24"/>
+          <w:lang w:val="en-GB"/>
+        </w:rPr>
+        <w:t xml:space="preserve">1.1. 2 Objectives state “every weather variable is varied individually across its observed range”. </w:t>
+      </w:r>
+      <w:r>
+        <w:rPr>
+          <w:rFonts w:ascii="Arial" w:eastAsia="Times New Roman" w:hAnsi="Arial" w:cs="Arial"/>
+          <w:sz w:val="24"/>
+          <w:szCs w:val="24"/>
+          <w:lang w:val="en-GB"/>
+        </w:rPr>
+        <w:t>But according to inference criteria 5</w:t>
+      </w:r>
+      <w:r>
+        <w:rPr>
+          <w:rFonts w:ascii="Arial" w:eastAsia="Times New Roman" w:hAnsi="Arial" w:cs="Arial"/>
+          <w:sz w:val="24"/>
+          <w:szCs w:val="24"/>
+          <w:vertAlign w:val="superscript"/>
+          <w:lang w:val="en-GB"/>
+        </w:rPr>
+        <w:t>th</w:t>
+      </w:r>
+      <w:r>
+        <w:rPr>
+          <w:rFonts w:ascii="Arial" w:eastAsia="Times New Roman" w:hAnsi="Arial" w:cs="Arial"/>
+          <w:sz w:val="24"/>
+          <w:szCs w:val="24"/>
+          <w:lang w:val="en-GB"/>
+        </w:rPr>
+        <w:t xml:space="preserve"> to 95</w:t>
+      </w:r>
+      <w:r>
+        <w:rPr>
+          <w:rFonts w:ascii="Arial" w:eastAsia="Times New Roman" w:hAnsi="Arial" w:cs="Arial"/>
+          <w:sz w:val="24"/>
+          <w:szCs w:val="24"/>
+          <w:vertAlign w:val="superscript"/>
+          <w:lang w:val="en-GB"/>
+        </w:rPr>
+        <w:t>th</w:t>
+      </w:r>
+      <w:r>
+        <w:rPr>
+          <w:rFonts w:ascii="Arial" w:eastAsia="Times New Roman" w:hAnsi="Arial" w:cs="Arial"/>
+          <w:sz w:val="24"/>
+          <w:szCs w:val="24"/>
+          <w:lang w:val="en-GB"/>
+        </w:rPr>
+        <w:t xml:space="preserve"> percentile.</w:t>
+      </w:r>
+      <w:r>
+        <w:rPr>
+          <w:rFonts w:ascii="Arial" w:eastAsia="Times New Roman" w:hAnsi="Arial" w:cs="Arial"/>
+          <w:sz w:val="24"/>
+          <w:szCs w:val="24"/>
+          <w:lang w:val="en-GB"/>
+        </w:rPr>
+        <w:t xml:space="preserve"> (August 2026)</w:t>
       </w:r>
     </w:p>
     <w:p>
@@ -16326,6 +14573,7 @@
             <w:pStyle w:val="CitaviBibliographyEntry"/>
           </w:pPr>
           <w:r>
+            <w:lastRenderedPageBreak/>
             <w:t>Lu, B., Long, T., Li, B., Chen, Y., &amp; Zhu, L. (2026). Unraveling nonlinear impacts of seasonal climate and built environments on exercise walking in high-density cities via a modified machine learning approach. </w:t>
           </w:r>
           <w:r>
@@ -16406,7 +14654,6 @@
             <w:pStyle w:val="CitaviBibliographyEntry"/>
           </w:pPr>
           <w:r>
-            <w:lastRenderedPageBreak/>
             <w:t>Masterton, J. M., &amp; Richardson, F. A. (1979). Humidex: A method of quantifying human discomfort due to excessive heat and humidity. Environment Canada, Atmospheric Environment Service, CLI 1-79.</w:t>
           </w:r>
         </w:p>
@@ -25691,6 +23938,7 @@
     <w:rsid w:val="0028445B"/>
     <w:rsid w:val="002C6561"/>
     <w:rsid w:val="002E55FC"/>
+    <w:rsid w:val="0030443A"/>
     <w:rsid w:val="00326995"/>
     <w:rsid w:val="003319F0"/>
     <w:rsid w:val="00331B14"/>
@@ -25726,6 +23974,7 @@
     <w:rsid w:val="007A45B0"/>
     <w:rsid w:val="007A68B1"/>
     <w:rsid w:val="007B551C"/>
+    <w:rsid w:val="007C445D"/>
     <w:rsid w:val="00804C67"/>
     <w:rsid w:val="008261F5"/>
     <w:rsid w:val="008D3F42"/>
@@ -25747,6 +23996,7 @@
     <w:rsid w:val="00B06A27"/>
     <w:rsid w:val="00B16C44"/>
     <w:rsid w:val="00B25E42"/>
+    <w:rsid w:val="00B63324"/>
     <w:rsid w:val="00B85A9E"/>
     <w:rsid w:val="00B9431C"/>
     <w:rsid w:val="00BB4588"/>
@@ -25760,6 +24010,7 @@
     <w:rsid w:val="00C51E7B"/>
     <w:rsid w:val="00C56F29"/>
     <w:rsid w:val="00C76116"/>
+    <w:rsid w:val="00C86FDF"/>
     <w:rsid w:val="00C90260"/>
     <w:rsid w:val="00CB1FEE"/>
     <w:rsid w:val="00CB25D9"/>
